--- a/docs/Course/MGS3701/03_Lecture_Note/LectureNote_Chad/PPT/chapter1/chapter1_note.docx
+++ b/docs/Course/MGS3701/03_Lecture_Note/LectureNote_Chad/PPT/chapter1/chapter1_note.docx
@@ -31,7 +31,7 @@
         <w:pStyle w:val="Date"/>
       </w:pPr>
       <w:r>
-        <w:t xml:space="preserve">Fri, 28 February 2025</w:t>
+        <w:t xml:space="preserve">Sat, 1 March 2025</w:t>
       </w:r>
     </w:p>
     <w:p>

--- a/docs/Course/MGS3701/03_Lecture_Note/LectureNote_Chad/PPT/chapter1/chapter1_note.docx
+++ b/docs/Course/MGS3701/03_Lecture_Note/LectureNote_Chad/PPT/chapter1/chapter1_note.docx
@@ -31,7 +31,7 @@
         <w:pStyle w:val="Date"/>
       </w:pPr>
       <w:r>
-        <w:t xml:space="preserve">Sat, 1 March 2025</w:t>
+        <w:t xml:space="preserve">Mon, 3 March 2025</w:t>
       </w:r>
     </w:p>
     <w:p>

--- a/docs/Course/MGS3701/03_Lecture_Note/LectureNote_Chad/PPT/chapter1/chapter1_note.docx
+++ b/docs/Course/MGS3701/03_Lecture_Note/LectureNote_Chad/PPT/chapter1/chapter1_note.docx
@@ -31,7 +31,7 @@
         <w:pStyle w:val="Date"/>
       </w:pPr>
       <w:r>
-        <w:t xml:space="preserve">Mon, 3 March 2025</w:t>
+        <w:t xml:space="preserve">Sun, 9 March 2025</w:t>
       </w:r>
     </w:p>
     <w:p>

--- a/docs/Course/MGS3701/03_Lecture_Note/LectureNote_Chad/PPT/chapter1/chapter1_note.docx
+++ b/docs/Course/MGS3701/03_Lecture_Note/LectureNote_Chad/PPT/chapter1/chapter1_note.docx
@@ -31,7 +31,7 @@
         <w:pStyle w:val="Date"/>
       </w:pPr>
       <w:r>
-        <w:t xml:space="preserve">Sun, 9 March 2025</w:t>
+        <w:t xml:space="preserve">Tue, 11 March 2025</w:t>
       </w:r>
     </w:p>
     <w:p>

--- a/docs/Course/MGS3701/03_Lecture_Note/LectureNote_Chad/PPT/chapter1/chapter1_note.docx
+++ b/docs/Course/MGS3701/03_Lecture_Note/LectureNote_Chad/PPT/chapter1/chapter1_note.docx
@@ -31,7 +31,7 @@
         <w:pStyle w:val="Date"/>
       </w:pPr>
       <w:r>
-        <w:t xml:space="preserve">Tue, 11 March 2025</w:t>
+        <w:t xml:space="preserve">Thu, 13 March 2025</w:t>
       </w:r>
     </w:p>
     <w:p>
@@ -185,7 +185,7 @@
     </w:p>
     <w:bookmarkEnd w:id="21"/>
     <w:bookmarkEnd w:id="22"/>
-    <w:bookmarkStart w:id="25" w:name="what-is-business-analytics"/>
+    <w:bookmarkStart w:id="24" w:name="what-is-business-analytics"/>
     <w:p>
       <w:pPr>
         <w:pStyle w:val="Heading1"/>
@@ -194,15 +194,6 @@
         <w:t xml:space="preserve">What Is Business Analytics?</w:t>
       </w:r>
     </w:p>
-    <w:bookmarkStart w:id="23" w:name="business-analytics"/>
-    <w:p>
-      <w:pPr>
-        <w:pStyle w:val="Heading2"/>
-      </w:pPr>
-      <w:r>
-        <w:t xml:space="preserve">Business Analytics</w:t>
-      </w:r>
-    </w:p>
     <w:p>
       <w:pPr>
         <w:pStyle w:val="Compact"/>
@@ -212,7 +203,19 @@
         </w:numPr>
       </w:pPr>
       <w:r>
-        <w:t xml:space="preserve">Business Analytics (BA) involves using quantitative data to aid decision-making, with its applications and interpretations varying across different organizations.</w:t>
+        <w:t xml:space="preserve">Business analytics (BA) is the use of data analysis methods to support business decision-making.</w:t>
+      </w:r>
+    </w:p>
+    <w:p>
+      <w:pPr>
+        <w:pStyle w:val="Compact"/>
+        <w:numPr>
+          <w:ilvl w:val="0"/>
+          <w:numId w:val="1002"/>
+        </w:numPr>
+      </w:pPr>
+      <w:r>
+        <w:t xml:space="preserve">Examples of BA applications:</w:t>
       </w:r>
     </w:p>
     <w:p>
@@ -224,7 +227,7 @@
         </w:numPr>
       </w:pPr>
       <w:r>
-        <w:t xml:space="preserve">For example, a British tabloid once utilized it to test which images on their website, like cats or dogs, garnered more views.</w:t>
+        <w:t xml:space="preserve">Retail (counting sales, basic arithmetic)</w:t>
       </w:r>
     </w:p>
     <w:p>
@@ -236,7 +239,7 @@
         </w:numPr>
       </w:pPr>
       <w:r>
-        <w:t xml:space="preserve">In contrast, the Washington Post uses analytics to target specific influential audiences, such as defense contractors, by tracking reader behaviors like time of day and subscription details.</w:t>
+        <w:t xml:space="preserve">Advanced customer targeting (e.g., reader behaviors at the Washington Post)</w:t>
       </w:r>
     </w:p>
     <w:p>
@@ -255,7 +258,14 @@
         </w:numPr>
       </w:pPr>
       <w:r>
-        <w:t xml:space="preserve">BA encompasses simple data analysis techniques such as counting and basic arithmetic.</w:t>
+        <w:rPr>
+          <w:b/>
+          <w:bCs/>
+        </w:rPr>
+        <w:t xml:space="preserve">Basic Analytics</w:t>
+      </w:r>
+      <w:r>
+        <w:t xml:space="preserve">: Includes simple counting and calculating statistics.</w:t>
       </w:r>
     </w:p>
     <w:p>
@@ -267,7 +277,26 @@
         </w:numPr>
       </w:pPr>
       <w:r>
-        <w:t xml:space="preserve">However, it also includes more advanced practices known as Business Intelligence (BI),</w:t>
+        <w:rPr>
+          <w:b/>
+          <w:bCs/>
+        </w:rPr>
+        <w:t xml:space="preserve">Business Intelligence (BI)</w:t>
+      </w:r>
+      <w:r>
+        <w:t xml:space="preserve">: Covers more advanced data analysis practices, including dashboards and interactive reporting.</w:t>
+      </w:r>
+    </w:p>
+    <w:p>
+      <w:pPr>
+        <w:pStyle w:val="Compact"/>
+        <w:numPr>
+          <w:ilvl w:val="0"/>
+          <w:numId w:val="1004"/>
+        </w:numPr>
+      </w:pPr>
+      <w:r>
+        <w:t xml:space="preserve">Advanced BA includes statistical and machine learning techniques that identify patterns, forecast outcomes, and support decision-making:</w:t>
       </w:r>
     </w:p>
     <w:p>
@@ -279,7 +308,7 @@
         </w:numPr>
       </w:pPr>
       <w:r>
-        <w:t xml:space="preserve">which focuses on data visualization and dynamic reporting to help understand past and current events.</w:t>
+        <w:t xml:space="preserve">Regression models for forecasting and scenario planning.</w:t>
       </w:r>
     </w:p>
     <w:p>
@@ -291,14 +320,16 @@
         </w:numPr>
       </w:pPr>
       <w:r>
-        <w:t xml:space="preserve">BI tools have evolved from static reports to interactive dashboards that provide real-time data interaction, enhancing managerial decision-making.</w:t>
-      </w:r>
-    </w:p>
-    <w:p>
-      <w:r>
-        <w:pict>
-          <v:rect style="width:0;height:1.5pt" o:hralign="center" o:hrstd="t" o:hr="t"/>
-        </w:pict>
+        <w:t xml:space="preserve">A/B testing for marketing campaigns.</w:t>
+      </w:r>
+    </w:p>
+    <w:bookmarkStart w:id="23" w:name="X17be6c5c1ecdcee30a3799bfaacf32c9144ddba"/>
+    <w:p>
+      <w:pPr>
+        <w:pStyle w:val="Heading2"/>
+      </w:pPr>
+      <w:r>
+        <w:t xml:space="preserve">Examples of Business Analytics Applications</w:t>
       </w:r>
     </w:p>
     <w:p>
@@ -310,7 +341,7 @@
         </w:numPr>
       </w:pPr>
       <w:r>
-        <w:t xml:space="preserve">Furthermore, Business Analytics has expanded to include sophisticated statistical and data mining methods aimed at exploring data relationships, making predictions, and forecasting future trends.</w:t>
+        <w:t xml:space="preserve">Credit scoring: Predict repayment ability based on historical data.</w:t>
       </w:r>
     </w:p>
     <w:p>
@@ -322,7 +353,7 @@
         </w:numPr>
       </w:pPr>
       <w:r>
-        <w:t xml:space="preserve">Techniques like regression models describe relationships and predict outcomes.</w:t>
+        <w:t xml:space="preserve">Real estate: Predicting home values based on location, market conditions.</w:t>
       </w:r>
     </w:p>
     <w:p>
@@ -334,7 +365,7 @@
         </w:numPr>
       </w:pPr>
       <w:r>
-        <w:t xml:space="preserve">The field of BA is also supported by methods like A-B testing used in pricing strategies, demonstrating its practical implications in various business contexts.</w:t>
+        <w:t xml:space="preserve">Marketing: Predicting purchase behavior to personalize marketing strategies.</w:t>
       </w:r>
     </w:p>
     <w:p>
@@ -346,14 +377,27 @@
         </w:numPr>
       </w:pPr>
       <w:r>
-        <w:t xml:space="preserve">However, successful deployment of BA requires a clear understanding of the business context and the functionality of analytics tools to avoid misapplication.</w:t>
-      </w:r>
-    </w:p>
-    <w:p>
-      <w:r>
-        <w:pict>
-          <v:rect style="width:0;height:1.5pt" o:hralign="center" o:hrstd="t" o:hr="t"/>
-        </w:pict>
+        <w:t xml:space="preserve">IRS tax-evasion detection: Enhanced audits using predictive analytics.</w:t>
+      </w:r>
+    </w:p>
+    <w:bookmarkEnd w:id="23"/>
+    <w:bookmarkEnd w:id="24"/>
+    <w:bookmarkStart w:id="27" w:name="data-mining-overview"/>
+    <w:p>
+      <w:pPr>
+        <w:pStyle w:val="Heading1"/>
+      </w:pPr>
+      <w:r>
+        <w:t xml:space="preserve">Data Mining Overview</w:t>
+      </w:r>
+    </w:p>
+    <w:bookmarkStart w:id="25" w:name="overview"/>
+    <w:p>
+      <w:pPr>
+        <w:pStyle w:val="Heading2"/>
+      </w:pPr>
+      <w:r>
+        <w:t xml:space="preserve">Overview</w:t>
       </w:r>
     </w:p>
     <w:p>
@@ -365,25 +409,41 @@
         </w:numPr>
       </w:pPr>
       <w:r>
-        <w:t xml:space="preserve">Overall, Business Analytics has evolved from basic data reporting (BI) to a comprehensive toolkit that includes advanced analytics, emphasizing the necessity for strategic application aligned with business objectives.</w:t>
-      </w:r>
-    </w:p>
-    <w:bookmarkEnd w:id="23"/>
-    <w:bookmarkStart w:id="24" w:name="who-uses-predictive-analytics"/>
+        <w:t xml:space="preserve">Data mining expands beyond simple data summaries, focusing on advanced analytics for decision-making and prediction.</w:t>
+      </w:r>
+    </w:p>
+    <w:p>
+      <w:pPr>
+        <w:pStyle w:val="Compact"/>
+        <w:numPr>
+          <w:ilvl w:val="0"/>
+          <w:numId w:val="1007"/>
+        </w:numPr>
+      </w:pPr>
+      <w:r>
+        <w:t xml:space="preserve">Common tasks include prediction, classification, clustering, and association analysis.</w:t>
+      </w:r>
+    </w:p>
+    <w:p>
+      <w:pPr>
+        <w:pStyle w:val="Compact"/>
+        <w:numPr>
+          <w:ilvl w:val="0"/>
+          <w:numId w:val="1007"/>
+        </w:numPr>
+      </w:pPr>
+      <w:r>
+        <w:t xml:space="preserve">Visualization is an important first step, but the core methods involve statistical and machine-learning algorithms.</w:t>
+      </w:r>
+    </w:p>
+    <w:bookmarkEnd w:id="25"/>
+    <w:bookmarkStart w:id="26" w:name="data-mining-in-context"/>
     <w:p>
       <w:pPr>
         <w:pStyle w:val="Heading2"/>
       </w:pPr>
       <w:r>
-        <w:t xml:space="preserve">Who Uses Predictive Analytics?</w:t>
-      </w:r>
-    </w:p>
-    <w:p>
-      <w:pPr>
-        <w:pStyle w:val="BlockText"/>
-      </w:pPr>
-      <w:r>
-        <w:t xml:space="preserve">The integration of predictive analytics into various sectors has significantly enhanced organizational capabilities due to the growing availability of data. Key examples include:</w:t>
+        <w:t xml:space="preserve">Data Mining in Context</w:t>
       </w:r>
     </w:p>
     <w:p>
@@ -395,7 +455,31 @@
         </w:numPr>
       </w:pPr>
       <w:r>
-        <w:t xml:space="preserve">Credit Scoring:</w:t>
+        <w:t xml:space="preserve">Foundational techniques originate from statistics and machine learning.</w:t>
+      </w:r>
+    </w:p>
+    <w:p>
+      <w:pPr>
+        <w:pStyle w:val="Compact"/>
+        <w:numPr>
+          <w:ilvl w:val="0"/>
+          <w:numId w:val="1008"/>
+        </w:numPr>
+      </w:pPr>
+      <w:r>
+        <w:t xml:space="preserve">Different approaches exist based on data availability, computational resources, and desired outcomes.</w:t>
+      </w:r>
+    </w:p>
+    <w:p>
+      <w:pPr>
+        <w:pStyle w:val="Compact"/>
+        <w:numPr>
+          <w:ilvl w:val="0"/>
+          <w:numId w:val="1008"/>
+        </w:numPr>
+      </w:pPr>
+      <w:r>
+        <w:t xml:space="preserve">Key differences from traditional statistics:</w:t>
       </w:r>
     </w:p>
     <w:p>
@@ -407,14 +491,30 @@
         </w:numPr>
       </w:pPr>
       <w:r>
-        <w:t xml:space="preserve">Credit scoring utilizes predictive modeling to assess an individual’s likelihood of repaying debts. Rather than being an arbitrary measure, it derives from historical data analysis to forecast future repayment behaviors. This established method helps financial institutions determine creditworthiness efficiently.</w:t>
-      </w:r>
-    </w:p>
-    <w:p>
-      <w:r>
-        <w:pict>
-          <v:rect style="width:0;height:1.5pt" o:hralign="center" o:hrstd="t" o:hr="t"/>
-        </w:pict>
+        <w:t xml:space="preserve">Classic statistics focus on inference and general patterns, while data mining emphasizes predictions for individuals.</w:t>
+      </w:r>
+    </w:p>
+    <w:p>
+      <w:pPr>
+        <w:pStyle w:val="Compact"/>
+        <w:numPr>
+          <w:ilvl w:val="1"/>
+          <w:numId w:val="1009"/>
+        </w:numPr>
+      </w:pPr>
+      <w:r>
+        <w:t xml:space="preserve">Data mining often skips inference tests common in traditional statistics, making careful training and validation more crucial.</w:t>
+      </w:r>
+    </w:p>
+    <w:bookmarkEnd w:id="26"/>
+    <w:bookmarkEnd w:id="27"/>
+    <w:bookmarkStart w:id="29" w:name="big-data"/>
+    <w:p>
+      <w:pPr>
+        <w:pStyle w:val="Heading1"/>
+      </w:pPr>
+      <w:r>
+        <w:t xml:space="preserve">Big Data</w:t>
       </w:r>
     </w:p>
     <w:p>
@@ -426,7 +526,7 @@
         </w:numPr>
       </w:pPr>
       <w:r>
-        <w:t xml:space="preserve">Future Purchases:</w:t>
+        <w:t xml:space="preserve">Big Data refers to datasets characterized by:</w:t>
       </w:r>
     </w:p>
     <w:p>
@@ -438,7 +538,71 @@
         </w:numPr>
       </w:pPr>
       <w:r>
-        <w:t xml:space="preserve">An instance of the application of predictive models in marketing is demonstrated by Target’s method to infer whether a customer is likely pregnant based on their shopping patterns. This insight allows Target to send tailored promotions to potential mothers at the early stages of pregnancy, optimizing marketing efforts and potentially increasing sales during a crucial buying period.</w:t>
+        <w:rPr>
+          <w:b/>
+          <w:bCs/>
+        </w:rPr>
+        <w:t xml:space="preserve">Volume</w:t>
+      </w:r>
+      <w:r>
+        <w:t xml:space="preserve">: Very large size.</w:t>
+      </w:r>
+    </w:p>
+    <w:p>
+      <w:pPr>
+        <w:pStyle w:val="Compact"/>
+        <w:numPr>
+          <w:ilvl w:val="1"/>
+          <w:numId w:val="1011"/>
+        </w:numPr>
+      </w:pPr>
+      <w:r>
+        <w:rPr>
+          <w:b/>
+          <w:bCs/>
+        </w:rPr>
+        <w:t xml:space="preserve">Velocity</w:t>
+      </w:r>
+      <w:r>
+        <w:t xml:space="preserve">: Generated or updated rapidly.</w:t>
+      </w:r>
+    </w:p>
+    <w:p>
+      <w:pPr>
+        <w:pStyle w:val="Compact"/>
+        <w:numPr>
+          <w:ilvl w:val="1"/>
+          <w:numId w:val="1011"/>
+        </w:numPr>
+      </w:pPr>
+      <w:r>
+        <w:rPr>
+          <w:b/>
+          <w:bCs/>
+        </w:rPr>
+        <w:t xml:space="preserve">Variety</w:t>
+      </w:r>
+      <w:r>
+        <w:t xml:space="preserve">: Many different data types (numeric, text, images, video).</w:t>
+      </w:r>
+    </w:p>
+    <w:p>
+      <w:pPr>
+        <w:pStyle w:val="Compact"/>
+        <w:numPr>
+          <w:ilvl w:val="1"/>
+          <w:numId w:val="1011"/>
+        </w:numPr>
+      </w:pPr>
+      <w:r>
+        <w:rPr>
+          <w:b/>
+          <w:bCs/>
+        </w:rPr>
+        <w:t xml:space="preserve">Veracity</w:t>
+      </w:r>
+      <w:r>
+        <w:t xml:space="preserve">: Data may be uncertain or inconsistent.</w:t>
       </w:r>
     </w:p>
     <w:p>
@@ -450,495 +614,99 @@
         </w:numPr>
       </w:pPr>
       <w:r>
-        <w:t xml:space="preserve">Tax Evasion:</w:t>
-      </w:r>
-    </w:p>
-    <w:p>
-      <w:pPr>
-        <w:pStyle w:val="Compact"/>
-        <w:numPr>
-          <w:ilvl w:val="1"/>
+        <w:t xml:space="preserve">Big Data enables new analytical possibilities but demands significant computing resources and specialized analytics methods.</w:t>
+      </w:r>
+    </w:p>
+    <w:bookmarkStart w:id="28" w:name="examples-of-big-data-analytics-impact"/>
+    <w:p>
+      <w:pPr>
+        <w:pStyle w:val="Heading2"/>
+      </w:pPr>
+      <w:r>
+        <w:t xml:space="preserve">Examples of Big Data Analytics Impact</w:t>
+      </w:r>
+    </w:p>
+    <w:p>
+      <w:pPr>
+        <w:pStyle w:val="Compact"/>
+        <w:numPr>
+          <w:ilvl w:val="0"/>
           <w:numId w:val="1012"/>
         </w:numPr>
       </w:pPr>
       <w:r>
-        <w:t xml:space="preserve">The U.S. Internal Revenue Service (IRS) has leveraged predictive analytics to enhance its enforcement strategies. By employing predictive models, the IRS is reportedly 25 times more successful in identifying cases of tax evasion. This focused approach allows them to concentrate resources on auditing individuals who are statistically more likely to have evaded taxes, making their processes more effective and efficient.</w:t>
-      </w:r>
-    </w:p>
-    <w:bookmarkEnd w:id="24"/>
-    <w:bookmarkEnd w:id="25"/>
-    <w:bookmarkStart w:id="27" w:name="what-is-data-mining"/>
-    <w:p>
-      <w:pPr>
-        <w:pStyle w:val="Heading1"/>
-      </w:pPr>
-      <w:r>
-        <w:t xml:space="preserve">What Is Data Mining?</w:t>
-      </w:r>
-    </w:p>
-    <w:bookmarkStart w:id="26" w:name="data-mining-is"/>
-    <w:p>
-      <w:pPr>
-        <w:pStyle w:val="Heading2"/>
-      </w:pPr>
-      <w:r>
-        <w:t xml:space="preserve">Data mining is</w:t>
-      </w:r>
-    </w:p>
-    <w:p>
-      <w:pPr>
-        <w:pStyle w:val="Compact"/>
-        <w:numPr>
-          <w:ilvl w:val="0"/>
-          <w:numId w:val="1013"/>
-        </w:numPr>
-      </w:pPr>
-      <w:r>
-        <w:t xml:space="preserve">In the context of this book, data mining extends beyond simple counting, descriptive statistics, and rule-based methods, venturing into more sophisticated realms of business analytics.</w:t>
-      </w:r>
-    </w:p>
-    <w:p>
-      <w:pPr>
-        <w:pStyle w:val="Compact"/>
-        <w:numPr>
-          <w:ilvl w:val="0"/>
-          <w:numId w:val="1013"/>
-        </w:numPr>
-      </w:pPr>
-      <w:r>
-        <w:t xml:space="preserve">While data visualization serves as an introductory tool in advanced analytics, the primary focus of the book is on deeper, more complex data analytics tools.</w:t>
-      </w:r>
-    </w:p>
-    <w:p>
-      <w:pPr>
-        <w:pStyle w:val="Compact"/>
-        <w:numPr>
-          <w:ilvl w:val="0"/>
-          <w:numId w:val="1013"/>
-        </w:numPr>
-      </w:pPr>
-      <w:r>
-        <w:t xml:space="preserve">These include both statistical and machine-learning techniques designed to automate and enhance decision-making processes, with a strong emphasis on prediction at an individual level.</w:t>
-      </w:r>
-    </w:p>
-    <w:p>
-      <w:r>
-        <w:pict>
-          <v:rect style="width:0;height:1.5pt" o:hralign="center" o:hrstd="t" o:hr="t"/>
-        </w:pict>
-      </w:r>
-    </w:p>
-    <w:p>
-      <w:pPr>
-        <w:pStyle w:val="Compact"/>
-        <w:numPr>
-          <w:ilvl w:val="0"/>
-          <w:numId w:val="1014"/>
-        </w:numPr>
-      </w:pPr>
-      <w:r>
-        <w:t xml:space="preserve">For instance, rather than merely analyzing broad relationships like the connection between advertising and sales, the book explores targeted questions such as which specific advertisement or recommendation should be presented to a particular online shopper in real-time.</w:t>
-      </w:r>
-    </w:p>
-    <w:p>
-      <w:pPr>
-        <w:pStyle w:val="Compact"/>
-        <w:numPr>
-          <w:ilvl w:val="0"/>
-          <w:numId w:val="1014"/>
-        </w:numPr>
-      </w:pPr>
-      <w:r>
-        <w:t xml:space="preserve">Additionally, it covers methods for clustering customers into distinct groups or</w:t>
-      </w:r>
-      <w:r>
-        <w:t xml:space="preserve"> </w:t>
-      </w:r>
-      <w:r>
-        <w:t xml:space="preserve">“personas”</w:t>
-      </w:r>
-      <w:r>
-        <w:t xml:space="preserve"> </w:t>
-      </w:r>
-      <w:r>
-        <w:t xml:space="preserve">tailored for different marketing strategies, and details how new prospects can be assigned to these personas for more effective engagement.</w:t>
-      </w:r>
-    </w:p>
-    <w:p>
-      <w:r>
-        <w:pict>
-          <v:rect style="width:0;height:1.5pt" o:hralign="center" o:hrstd="t" o:hr="t"/>
-        </w:pict>
-      </w:r>
-    </w:p>
-    <w:p>
-      <w:pPr>
-        <w:pStyle w:val="Compact"/>
-        <w:numPr>
-          <w:ilvl w:val="0"/>
-          <w:numId w:val="1015"/>
-        </w:numPr>
-      </w:pPr>
-      <w:r>
-        <w:t xml:space="preserve">The rise of Big Data has further propelled data mining into prominence.</w:t>
-      </w:r>
-    </w:p>
-    <w:p>
-      <w:pPr>
-        <w:pStyle w:val="Compact"/>
-        <w:numPr>
-          <w:ilvl w:val="0"/>
-          <w:numId w:val="1015"/>
-        </w:numPr>
-      </w:pPr>
-      <w:r>
-        <w:t xml:space="preserve">These methods are particularly adept at handling vast datasets and are key to unlocking valuable insights from the data deluge, thanks to their powerful analytical capabilities and automation potential.</w:t>
-      </w:r>
-    </w:p>
-    <w:p>
-      <w:pPr>
-        <w:pStyle w:val="Compact"/>
-        <w:numPr>
-          <w:ilvl w:val="0"/>
-          <w:numId w:val="1015"/>
-        </w:numPr>
-      </w:pPr>
-      <w:r>
-        <w:t xml:space="preserve">This shift highlights the advanced level of analytics discussed in the book, which prioritizes actionable insights and customization in business strategies.</w:t>
-      </w:r>
-    </w:p>
-    <w:bookmarkEnd w:id="26"/>
-    <w:bookmarkEnd w:id="27"/>
-    <w:bookmarkStart w:id="29" w:name="data-mining-and-related-terms"/>
-    <w:p>
-      <w:pPr>
-        <w:pStyle w:val="Heading1"/>
-      </w:pPr>
-      <w:r>
-        <w:t xml:space="preserve">Data Mining and Related Terms</w:t>
-      </w:r>
-    </w:p>
-    <w:bookmarkStart w:id="28" w:name="overview"/>
-    <w:p>
-      <w:pPr>
-        <w:pStyle w:val="Heading2"/>
-      </w:pPr>
-      <w:r>
-        <w:t xml:space="preserve">Overview</w:t>
-      </w:r>
-    </w:p>
-    <w:p>
-      <w:pPr>
-        <w:pStyle w:val="Compact"/>
-        <w:numPr>
-          <w:ilvl w:val="0"/>
-          <w:numId w:val="1016"/>
-        </w:numPr>
-      </w:pPr>
-      <w:r>
-        <w:t xml:space="preserve">The analytics field is expanding rapidly in both the scope of its applications and the prevalence of its use across organizations. This growth has led to considerable inconsistencies and overlaps in terminology.</w:t>
-      </w:r>
-    </w:p>
-    <w:p>
-      <w:pPr>
-        <w:pStyle w:val="Compact"/>
-        <w:numPr>
-          <w:ilvl w:val="0"/>
-          <w:numId w:val="1016"/>
-        </w:numPr>
-      </w:pPr>
-      <w:r>
-        <w:t xml:space="preserve">For example,</w:t>
-      </w:r>
-      <w:r>
-        <w:t xml:space="preserve"> </w:t>
-      </w:r>
-      <w:r>
-        <w:t xml:space="preserve">“data mining”</w:t>
-      </w:r>
-      <w:r>
-        <w:t xml:space="preserve"> </w:t>
-      </w:r>
-      <w:r>
-        <w:t xml:space="preserve">is defined differently by different groups:</w:t>
-      </w:r>
-    </w:p>
-    <w:p>
-      <w:pPr>
-        <w:pStyle w:val="Compact"/>
-        <w:numPr>
-          <w:ilvl w:val="1"/>
-          <w:numId w:val="1017"/>
-        </w:numPr>
-      </w:pPr>
-      <w:r>
-        <w:t xml:space="preserve">the general public may view it as an invasive search of personal data;</w:t>
-      </w:r>
-    </w:p>
-    <w:p>
-      <w:pPr>
-        <w:pStyle w:val="Compact"/>
-        <w:numPr>
-          <w:ilvl w:val="1"/>
-          <w:numId w:val="1017"/>
-        </w:numPr>
-      </w:pPr>
-      <w:r>
-        <w:t xml:space="preserve">a major consulting firm might focus on identifying trends in historical data under a</w:t>
-      </w:r>
-      <w:r>
-        <w:t xml:space="preserve"> </w:t>
-      </w:r>
-      <w:r>
-        <w:t xml:space="preserve">“data mining department,”</w:t>
-      </w:r>
-      <w:r>
-        <w:t xml:space="preserve"> </w:t>
-      </w:r>
-      <w:r>
-        <w:t xml:space="preserve">while relegating more advanced predictive modeling to an</w:t>
-      </w:r>
-      <w:r>
-        <w:t xml:space="preserve"> </w:t>
-      </w:r>
-      <w:r>
-        <w:t xml:space="preserve">“advanced analytics department.”</w:t>
-      </w:r>
-    </w:p>
-    <w:p>
-      <w:r>
-        <w:pict>
-          <v:rect style="width:0;height:1.5pt" o:hralign="center" o:hrstd="t" o:hr="t"/>
-        </w:pict>
-      </w:r>
-    </w:p>
-    <w:p>
-      <w:pPr>
-        <w:pStyle w:val="Compact"/>
-        <w:numPr>
-          <w:ilvl w:val="0"/>
-          <w:numId w:val="1018"/>
-        </w:numPr>
-      </w:pPr>
-      <w:r>
-        <w:t xml:space="preserve">Data mining occupies a space at the intersection of statistics and machine learning (also referred to as artificial intelligence).</w:t>
-      </w:r>
-    </w:p>
-    <w:p>
-      <w:pPr>
-        <w:pStyle w:val="Compact"/>
-        <w:numPr>
-          <w:ilvl w:val="0"/>
-          <w:numId w:val="1018"/>
-        </w:numPr>
-      </w:pPr>
-      <w:r>
-        <w:t xml:space="preserve">It employs a range of techniques, many of which have roots in long-established statistical methods like linear regression, logistic regression, discriminant analysis, and principal components analysis.</w:t>
-      </w:r>
-    </w:p>
-    <w:p>
-      <w:pPr>
-        <w:pStyle w:val="Compact"/>
-        <w:numPr>
-          <w:ilvl w:val="0"/>
-          <w:numId w:val="1018"/>
-        </w:numPr>
-      </w:pPr>
-      <w:r>
-        <w:t xml:space="preserve">However, unlike classical statistics where data scarcity and computation limitations are primary concerns, data mining operates in environments where data and computational power are abundant. This shift leads to what Daryl Pregibon describes as</w:t>
-      </w:r>
-      <w:r>
-        <w:t xml:space="preserve"> </w:t>
-      </w:r>
-      <w:r>
-        <w:t xml:space="preserve">“statistics at scale and speed.”</w:t>
-      </w:r>
-    </w:p>
-    <w:p>
-      <w:r>
-        <w:pict>
-          <v:rect style="width:0;height:1.5pt" o:hralign="center" o:hrstd="t" o:hr="t"/>
-        </w:pict>
-      </w:r>
-    </w:p>
-    <w:p>
-      <w:pPr>
-        <w:pStyle w:val="Compact"/>
-        <w:numPr>
-          <w:ilvl w:val="0"/>
-          <w:numId w:val="1019"/>
-        </w:numPr>
-      </w:pPr>
-      <w:r>
-        <w:t xml:space="preserve">Significantly, there are fundamental differences between statistics and machine learning.</w:t>
-      </w:r>
-    </w:p>
-    <w:p>
-      <w:pPr>
-        <w:pStyle w:val="Compact"/>
-        <w:numPr>
-          <w:ilvl w:val="1"/>
-          <w:numId w:val="1020"/>
-        </w:numPr>
-      </w:pPr>
-      <w:r>
-        <w:t xml:space="preserve">Statistics typically focuses on inferring from a sample to the broader population about an average effect</w:t>
-      </w:r>
-    </w:p>
-    <w:p>
-      <w:pPr>
-        <w:pStyle w:val="Compact"/>
-        <w:numPr>
-          <w:ilvl w:val="1"/>
-          <w:numId w:val="1020"/>
-        </w:numPr>
-      </w:pPr>
-      <w:r>
-        <w:t xml:space="preserve">Machine learning concentrates on predicting outcomes for individual instances.</w:t>
-      </w:r>
-    </w:p>
-    <w:p>
-      <w:pPr>
-        <w:pStyle w:val="Compact"/>
-        <w:numPr>
-          <w:ilvl w:val="0"/>
-          <w:numId w:val="1019"/>
-        </w:numPr>
-      </w:pPr>
-      <w:r>
-        <w:t xml:space="preserve">Furthermore, while statistical methods lean heavily on inference to determine if observed patterns occur by chance, data mining sidesteps such inference, which occasionally leads to overfitting.</w:t>
-      </w:r>
-    </w:p>
-    <w:p>
-      <w:pPr>
-        <w:pStyle w:val="Compact"/>
-        <w:numPr>
-          <w:ilvl w:val="0"/>
-          <w:numId w:val="1019"/>
-        </w:numPr>
-      </w:pPr>
-      <w:r>
-        <w:t xml:space="preserve">This occurs when a model so closely fits the sample data that it also captures random noise rather than just the underlying pattern.</w:t>
-      </w:r>
-    </w:p>
-    <w:p>
-      <w:r>
-        <w:pict>
-          <v:rect style="width:0;height:1.5pt" o:hralign="center" o:hrstd="t" o:hr="t"/>
-        </w:pict>
-      </w:r>
-    </w:p>
-    <w:p>
-      <w:pPr>
-        <w:pStyle w:val="Compact"/>
-        <w:numPr>
-          <w:ilvl w:val="0"/>
-          <w:numId w:val="1021"/>
-        </w:numPr>
-      </w:pPr>
-      <w:r>
-        <w:t xml:space="preserve">In this text, the term</w:t>
-      </w:r>
-      <w:r>
-        <w:t xml:space="preserve"> </w:t>
-      </w:r>
-      <w:r>
-        <w:t xml:space="preserve">“machine learning”</w:t>
-      </w:r>
-      <w:r>
-        <w:t xml:space="preserve"> </w:t>
-      </w:r>
-      <w:r>
-        <w:t xml:space="preserve">is used specifically for algorithms that learn directly from data, spotting local patterns in a layered or iterative manner.</w:t>
-      </w:r>
-    </w:p>
-    <w:p>
-      <w:pPr>
-        <w:pStyle w:val="Compact"/>
-        <w:numPr>
-          <w:ilvl w:val="0"/>
-          <w:numId w:val="1021"/>
-        </w:numPr>
-      </w:pPr>
-      <w:r>
-        <w:t xml:space="preserve">Conversely,</w:t>
-      </w:r>
-      <w:r>
-        <w:t xml:space="preserve"> </w:t>
-      </w:r>
-      <w:r>
-        <w:t xml:space="preserve">“statistical models”</w:t>
-      </w:r>
-      <w:r>
-        <w:t xml:space="preserve"> </w:t>
-      </w:r>
-      <w:r>
-        <w:t xml:space="preserve">refer to approaches applying a global structure to the data, such as linear regression, as opposed to algorithms like k-nearest-neighbors which focus on nearby data points for predictions.</w:t>
-      </w:r>
-    </w:p>
-    <w:p>
-      <w:pPr>
-        <w:pStyle w:val="Compact"/>
-        <w:numPr>
-          <w:ilvl w:val="0"/>
-          <w:numId w:val="1021"/>
-        </w:numPr>
-      </w:pPr>
-      <w:r>
-        <w:t xml:space="preserve">Ultimately, many IT and computer science professionals use the term</w:t>
-      </w:r>
-      <w:r>
-        <w:t xml:space="preserve"> </w:t>
-      </w:r>
-      <w:r>
-        <w:t xml:space="preserve">“machine learning”</w:t>
-      </w:r>
-      <w:r>
-        <w:t xml:space="preserve"> </w:t>
-      </w:r>
-      <w:r>
-        <w:t xml:space="preserve">more inclusively to refer to all the methodologies discussed in this book, highlighting the variations in how these terms are understood and applied across different sectors.</w:t>
+        <w:t xml:space="preserve">IRS identifying tax evasions better through predictive analytics.</w:t>
+      </w:r>
+    </w:p>
+    <w:p>
+      <w:pPr>
+        <w:pStyle w:val="Compact"/>
+        <w:numPr>
+          <w:ilvl w:val="0"/>
+          <w:numId w:val="1012"/>
+        </w:numPr>
+      </w:pPr>
+      <w:r>
+        <w:t xml:space="preserve">Retailer (Walmart): Use shopper data to optimize inventory.</w:t>
+      </w:r>
+    </w:p>
+    <w:p>
+      <w:pPr>
+        <w:pStyle w:val="Compact"/>
+        <w:numPr>
+          <w:ilvl w:val="0"/>
+          <w:numId w:val="1012"/>
+        </w:numPr>
+      </w:pPr>
+      <w:r>
+        <w:t xml:space="preserve">Streaming platforms (Spotify, Netflix) using data to offer personalized recommendations and improve user experience.</w:t>
       </w:r>
     </w:p>
     <w:bookmarkEnd w:id="28"/>
     <w:bookmarkEnd w:id="29"/>
-    <w:bookmarkStart w:id="31" w:name="big-data"/>
+    <w:bookmarkStart w:id="32" w:name="data-science"/>
     <w:p>
       <w:pPr>
         <w:pStyle w:val="Heading1"/>
       </w:pPr>
       <w:r>
-        <w:t xml:space="preserve">Big Data</w:t>
-      </w:r>
-    </w:p>
-    <w:bookmarkStart w:id="30" w:name="data-mining-and-big-data"/>
-    <w:p>
-      <w:pPr>
-        <w:pStyle w:val="Heading2"/>
-      </w:pPr>
-      <w:r>
-        <w:t xml:space="preserve">Data mining and Big Data</w:t>
-      </w:r>
-    </w:p>
-    <w:p>
-      <w:pPr>
-        <w:pStyle w:val="Compact"/>
-        <w:numPr>
-          <w:ilvl w:val="0"/>
-          <w:numId w:val="1022"/>
-        </w:numPr>
-      </w:pPr>
-      <w:r>
-        <w:t xml:space="preserve">Data mining and Big Data are inextricably linked, with the landscape of Big Data defined by the</w:t>
+        <w:t xml:space="preserve">Data Science</w:t>
+      </w:r>
+    </w:p>
+    <w:p>
+      <w:pPr>
+        <w:pStyle w:val="Compact"/>
+        <w:numPr>
+          <w:ilvl w:val="0"/>
+          <w:numId w:val="1013"/>
+        </w:numPr>
+      </w:pPr>
+      <w:r>
+        <w:t xml:space="preserve">Data science involves analytics skills, including statistical techniques, machine learning, and programming expertise.</w:t>
+      </w:r>
+    </w:p>
+    <w:p>
+      <w:pPr>
+        <w:pStyle w:val="Compact"/>
+        <w:numPr>
+          <w:ilvl w:val="0"/>
+          <w:numId w:val="1013"/>
+        </w:numPr>
+      </w:pPr>
+      <w:r>
+        <w:t xml:space="preserve">Practitioners usually have</w:t>
       </w:r>
       <w:r>
         <w:t xml:space="preserve"> </w:t>
       </w:r>
       <w:r>
-        <w:t xml:space="preserve">“four V’s”</w:t>
-      </w:r>
-      <w:r>
-        <w:t xml:space="preserve">: volume, velocity, variety, and veracity. These characteristics outline the challenges and opportunities presented by modern data sets:</w:t>
+        <w:t xml:space="preserve">“T-shaped”</w:t>
+      </w:r>
+      <w:r>
+        <w:t xml:space="preserve"> </w:t>
+      </w:r>
+      <w:r>
+        <w:t xml:space="preserve">skills:</w:t>
       </w:r>
     </w:p>
     <w:p>
@@ -946,11 +714,11 @@
         <w:pStyle w:val="Compact"/>
         <w:numPr>
           <w:ilvl w:val="1"/>
-          <w:numId w:val="1023"/>
-        </w:numPr>
-      </w:pPr>
-      <w:r>
-        <w:t xml:space="preserve">Volume addresses the sheer amount of data.</w:t>
+          <w:numId w:val="1014"/>
+        </w:numPr>
+      </w:pPr>
+      <w:r>
+        <w:t xml:space="preserve">Deep expertise in specific technical areas.</w:t>
       </w:r>
     </w:p>
     <w:p>
@@ -958,11 +726,23 @@
         <w:pStyle w:val="Compact"/>
         <w:numPr>
           <w:ilvl w:val="1"/>
-          <w:numId w:val="1023"/>
-        </w:numPr>
-      </w:pPr>
-      <w:r>
-        <w:t xml:space="preserve">Velocity pertains to the rapid rate at which data is generated and updated.</w:t>
+          <w:numId w:val="1014"/>
+        </w:numPr>
+      </w:pPr>
+      <w:r>
+        <w:t xml:space="preserve">Broad understanding in other relevant fields (business, IT).</w:t>
+      </w:r>
+    </w:p>
+    <w:p>
+      <w:pPr>
+        <w:pStyle w:val="Compact"/>
+        <w:numPr>
+          <w:ilvl w:val="0"/>
+          <w:numId w:val="1013"/>
+        </w:numPr>
+      </w:pPr>
+      <w:r>
+        <w:t xml:space="preserve">The role of programming vs. analytics is evolving. Typically:</w:t>
       </w:r>
     </w:p>
     <w:p>
@@ -970,11 +750,11 @@
         <w:pStyle w:val="Compact"/>
         <w:numPr>
           <w:ilvl w:val="1"/>
-          <w:numId w:val="1023"/>
-        </w:numPr>
-      </w:pPr>
-      <w:r>
-        <w:t xml:space="preserve">Variety indicates the different types of data being collected, from numerical to textual and beyond.</w:t>
+          <w:numId w:val="1015"/>
+        </w:numPr>
+      </w:pPr>
+      <w:r>
+        <w:t xml:space="preserve">Analysts and data scientists prototype models.</w:t>
       </w:r>
     </w:p>
     <w:p>
@@ -982,183 +762,18 @@
         <w:pStyle w:val="Compact"/>
         <w:numPr>
           <w:ilvl w:val="1"/>
-          <w:numId w:val="1023"/>
-        </w:numPr>
-      </w:pPr>
-      <w:r>
-        <w:t xml:space="preserve">Veracity highlights the unreliability and organic nature of data generation processes, which often lack the rigorous controls found in traditional data collection.</w:t>
-      </w:r>
-    </w:p>
-    <w:p>
-      <w:r>
-        <w:pict>
-          <v:rect style="width:0;height:1.5pt" o:hralign="center" o:hrstd="t" o:hr="t"/>
-        </w:pict>
-      </w:r>
-    </w:p>
-    <w:p>
-      <w:pPr>
-        <w:pStyle w:val="BlockText"/>
-      </w:pPr>
-      <w:r>
-        <w:t xml:space="preserve">The scale of Big Data can be astonishing. Comparatively, if traditional statistical data (like those from a small-scale study) were the size of a period at the end of a sentence, a database like Walmart’s could be equated to the size of a football field. This doesn’t even consider additional unstructured data from sources such as social media.</w:t>
-      </w:r>
-    </w:p>
-    <w:p>
-      <w:r>
-        <w:pict>
-          <v:rect style="width:0;height:1.5pt" o:hralign="center" o:hrstd="t" o:hr="t"/>
-        </w:pict>
-      </w:r>
-    </w:p>
-    <w:p>
-      <w:pPr>
-        <w:pStyle w:val="Compact"/>
-        <w:numPr>
-          <w:ilvl w:val="0"/>
-          <w:numId w:val="1024"/>
-        </w:numPr>
-      </w:pPr>
-      <w:r>
-        <w:t xml:space="preserve">The challenge of handling Big Data is significant but the potential rewards are great, as demonstrated by several practical examples:</w:t>
-      </w:r>
-    </w:p>
-    <w:p>
-      <w:pPr>
-        <w:pStyle w:val="Compact"/>
-        <w:numPr>
-          <w:ilvl w:val="1"/>
-          <w:numId w:val="1025"/>
-        </w:numPr>
-      </w:pPr>
-      <w:r>
-        <w:t xml:space="preserve">OKCupid utilizes statistical models to predict which messaging strategies are most likely to engage users.</w:t>
-      </w:r>
-    </w:p>
-    <w:p>
-      <w:pPr>
-        <w:pStyle w:val="Compact"/>
-        <w:numPr>
-          <w:ilvl w:val="1"/>
-          <w:numId w:val="1025"/>
-        </w:numPr>
-      </w:pPr>
-      <w:r>
-        <w:t xml:space="preserve">Telenor utilized predictive models to reduce subscriber turnover by 37%, identifying at-risk customers early and proactively engaging them.</w:t>
-      </w:r>
-    </w:p>
-    <w:p>
-      <w:pPr>
-        <w:pStyle w:val="Compact"/>
-        <w:numPr>
-          <w:ilvl w:val="1"/>
-          <w:numId w:val="1025"/>
-        </w:numPr>
-      </w:pPr>
-      <w:r>
-        <w:t xml:space="preserve">Allstate improved the accuracy of predicting injury liability claims by threefold by incorporating detailed information about vehicle types.</w:t>
-      </w:r>
-    </w:p>
-    <w:p>
-      <w:r>
-        <w:pict>
-          <v:rect style="width:0;height:1.5pt" o:hralign="center" o:hrstd="t" o:hr="t"/>
-        </w:pict>
-      </w:r>
-    </w:p>
-    <w:p>
-      <w:pPr>
-        <w:pStyle w:val="Compact"/>
-        <w:numPr>
-          <w:ilvl w:val="0"/>
-          <w:numId w:val="1026"/>
-        </w:numPr>
-      </w:pPr>
-      <w:r>
-        <w:t xml:space="preserve">Big Data has enabled new technologies that were previously unfeasible.</w:t>
-      </w:r>
-    </w:p>
-    <w:p>
-      <w:pPr>
-        <w:pStyle w:val="Compact"/>
-        <w:numPr>
-          <w:ilvl w:val="1"/>
-          <w:numId w:val="1027"/>
-        </w:numPr>
-      </w:pPr>
-      <w:r>
-        <w:t xml:space="preserve">For instance, the evolution of Google’s search technology showcases this shift.</w:t>
-      </w:r>
-    </w:p>
-    <w:p>
-      <w:pPr>
-        <w:pStyle w:val="Compact"/>
-        <w:numPr>
-          <w:ilvl w:val="1"/>
-          <w:numId w:val="1027"/>
-        </w:numPr>
-      </w:pPr>
-      <w:r>
-        <w:t xml:space="preserve">Initially, searches returned general results based on keywords.</w:t>
-      </w:r>
-    </w:p>
-    <w:p>
-      <w:pPr>
-        <w:pStyle w:val="Compact"/>
-        <w:numPr>
-          <w:ilvl w:val="1"/>
-          <w:numId w:val="1027"/>
-        </w:numPr>
-      </w:pPr>
-      <w:r>
-        <w:t xml:space="preserve">However, as Google’s database grew and incorporated user interaction data, searches became remarkably specific, capable of returning highly relevant results based on complex queries, such as pinpointing a humorous scene in an</w:t>
-      </w:r>
-      <w:r>
-        <w:t xml:space="preserve"> </w:t>
-      </w:r>
-      <w:r>
-        <w:t xml:space="preserve">“I Love Lucy”</w:t>
-      </w:r>
-      <w:r>
-        <w:t xml:space="preserve"> </w:t>
-      </w:r>
-      <w:r>
-        <w:t xml:space="preserve">episode based on a mixed-language script.</w:t>
-      </w:r>
-    </w:p>
-    <w:p>
-      <w:pPr>
-        <w:pStyle w:val="BlockText"/>
-      </w:pPr>
-      <w:r>
-        <w:t xml:space="preserve">Thus, Big Data not only presents complex challenges but also unprecedented opportunities to derive deep insights and create value across various domains.</w:t>
-      </w:r>
-    </w:p>
-    <w:bookmarkEnd w:id="30"/>
-    <w:bookmarkEnd w:id="31"/>
-    <w:bookmarkStart w:id="34" w:name="data-science"/>
-    <w:p>
-      <w:pPr>
-        <w:pStyle w:val="Heading1"/>
-      </w:pPr>
-      <w:r>
-        <w:t xml:space="preserve">Data Science</w:t>
-      </w:r>
-    </w:p>
-    <w:bookmarkStart w:id="33" w:name="data-science-and-data-engineering"/>
-    <w:p>
-      <w:pPr>
-        <w:pStyle w:val="Heading2"/>
-      </w:pPr>
-      <w:r>
-        <w:t xml:space="preserve">Data Science and Data Engineering</w:t>
+          <w:numId w:val="1015"/>
+        </w:numPr>
+      </w:pPr>
+      <w:r>
+        <w:t xml:space="preserve">IT professionals handle large-scale, automated deployments.</w:t>
       </w:r>
     </w:p>
     <w:p>
       <w:pPr>
         <w:pStyle w:val="FirstParagraph"/>
       </w:pPr>
-      <w:hyperlink r:id="rId32">
+      <w:hyperlink r:id="rId30">
         <w:r>
           <w:rPr>
             <w:rStyle w:val="Hyperlink"/>
@@ -1167,317 +782,167 @@
         </w:r>
       </w:hyperlink>
     </w:p>
-    <w:p>
-      <w:r>
-        <w:pict>
-          <v:rect style="width:0;height:1.5pt" o:hralign="center" o:hrstd="t" o:hr="t"/>
-        </w:pict>
-      </w:r>
-    </w:p>
-    <w:p>
-      <w:pPr>
-        <w:pStyle w:val="Compact"/>
-        <w:numPr>
-          <w:ilvl w:val="0"/>
-          <w:numId w:val="1028"/>
-        </w:numPr>
-      </w:pPr>
-      <w:r>
-        <w:t xml:space="preserve">The emergence of Big Data has led to the creation of an entirely new professional field: data science.</w:t>
-      </w:r>
-    </w:p>
-    <w:p>
-      <w:pPr>
-        <w:pStyle w:val="Compact"/>
-        <w:numPr>
-          <w:ilvl w:val="0"/>
-          <w:numId w:val="1028"/>
-        </w:numPr>
-      </w:pPr>
-      <w:r>
-        <w:t xml:space="preserve">This discipline is broadly defined and encompassing, requiring a diverse set of skills ranging from statistics and machine learning to mathematics, programming, business, and IT.</w:t>
-      </w:r>
-    </w:p>
-    <w:p>
-      <w:pPr>
-        <w:pStyle w:val="Compact"/>
-        <w:numPr>
-          <w:ilvl w:val="0"/>
-          <w:numId w:val="1028"/>
-        </w:numPr>
-      </w:pPr>
-      <w:r>
-        <w:t xml:space="preserve">The term data scientist reflects this wide array of competencies, with most practitioners possessing what is described as a</w:t>
-      </w:r>
-      <w:r>
-        <w:t xml:space="preserve"> </w:t>
-      </w:r>
-      <w:r>
-        <w:t xml:space="preserve">‘T’</w:t>
-      </w:r>
-      <w:r>
-        <w:t xml:space="preserve">-shaped skill set.</w:t>
-      </w:r>
-    </w:p>
-    <w:p>
-      <w:pPr>
-        <w:pStyle w:val="Compact"/>
-        <w:numPr>
-          <w:ilvl w:val="0"/>
-          <w:numId w:val="1028"/>
-        </w:numPr>
-      </w:pPr>
-      <w:r>
-        <w:t xml:space="preserve">This includes deep expertise in one particular area (the vertical bar of the T) complemented by broader, shallower knowledge across other relevant disciplines (the horizontal top of the T).</w:t>
-      </w:r>
-    </w:p>
-    <w:p>
-      <w:r>
-        <w:pict>
-          <v:rect style="width:0;height:1.5pt" o:hralign="center" o:hrstd="t" o:hr="t"/>
-        </w:pict>
-      </w:r>
-    </w:p>
-    <w:p>
-      <w:pPr>
-        <w:pStyle w:val="Compact"/>
-        <w:numPr>
-          <w:ilvl w:val="0"/>
-          <w:numId w:val="1029"/>
-        </w:numPr>
-      </w:pPr>
-      <w:r>
-        <w:t xml:space="preserve">The role of programming within data science is debated; during the Strata+Hadoop World conference in October 2014, a majority of attendees considered programming essential, though a significant minority disagreed.</w:t>
-      </w:r>
-    </w:p>
-    <w:p>
-      <w:pPr>
-        <w:pStyle w:val="Compact"/>
-        <w:numPr>
-          <w:ilvl w:val="0"/>
-          <w:numId w:val="1029"/>
-        </w:numPr>
-      </w:pPr>
-      <w:r>
-        <w:t xml:space="preserve">Notably, despite the big data motivator, most data scientists do not usually deal with terabyte-size datasets on a daily basis.</w:t>
-      </w:r>
-    </w:p>
-    <w:p>
-      <w:pPr>
-        <w:pStyle w:val="Compact"/>
-        <w:numPr>
-          <w:ilvl w:val="0"/>
-          <w:numId w:val="1029"/>
-        </w:numPr>
-      </w:pPr>
-      <w:r>
-        <w:t xml:space="preserve">Instead, such massive datasets more commonly come into play during the deployment stage of a model, which is predominantly managed by IT professionals who tackle data-handling and systems integration challenges.</w:t>
-      </w:r>
-    </w:p>
-    <w:p>
-      <w:r>
-        <w:pict>
-          <v:rect style="width:0;height:1.5pt" o:hralign="center" o:hrstd="t" o:hr="t"/>
-        </w:pict>
-      </w:r>
-    </w:p>
-    <w:p>
-      <w:pPr>
-        <w:pStyle w:val="Compact"/>
-        <w:numPr>
-          <w:ilvl w:val="0"/>
-          <w:numId w:val="1030"/>
-        </w:numPr>
-      </w:pPr>
-      <w:r>
-        <w:t xml:space="preserve">The focus of our book, however, is on the earlier stages of data science work, which involve piloting and prototyping.</w:t>
-      </w:r>
-    </w:p>
-    <w:p>
-      <w:pPr>
-        <w:pStyle w:val="Compact"/>
-        <w:numPr>
-          <w:ilvl w:val="0"/>
-          <w:numId w:val="1030"/>
-        </w:numPr>
-      </w:pPr>
-      <w:r>
-        <w:t xml:space="preserve">This phase includes developing statistical and machine learning models that will later be integrated into larger systems.</w:t>
-      </w:r>
-    </w:p>
-    <w:p>
-      <w:pPr>
-        <w:pStyle w:val="Compact"/>
-        <w:numPr>
-          <w:ilvl w:val="0"/>
-          <w:numId w:val="1030"/>
-        </w:numPr>
-      </w:pPr>
-      <w:r>
-        <w:t xml:space="preserve">Our exploration centers on understanding which methods are suitable for different types of data and problems, how these methods function, their strengths and weaknesses, their requirements, and how to evaluate their effectiveness.</w:t>
-      </w:r>
-    </w:p>
-    <w:p>
-      <w:r>
-        <w:pict>
-          <v:rect style="width:0;height:1.5pt" o:hralign="center" o:hrstd="t" o:hr="t"/>
-        </w:pict>
-      </w:r>
-    </w:p>
-    <w:p>
-      <w:pPr>
-        <w:pStyle w:val="Compact"/>
-        <w:numPr>
-          <w:ilvl w:val="0"/>
-          <w:numId w:val="1031"/>
-        </w:numPr>
-      </w:pPr>
-      <w:r>
-        <w:t xml:space="preserve">Thus, data science, as a field, operates at the intersection of numerous disciplines, requiring a versatile skill set to navigate the complexities of both the creation and implementation of data-driven models and systems.</w:t>
-      </w:r>
-    </w:p>
-    <w:p>
-      <w:pPr>
-        <w:pStyle w:val="Compact"/>
-        <w:numPr>
-          <w:ilvl w:val="0"/>
-          <w:numId w:val="1031"/>
-        </w:numPr>
-      </w:pPr>
-      <w:r>
-        <w:t xml:space="preserve">The profession not only prioritizes technical proficiency but also necessitates an understanding of business and operational contexts to effectively leverage Big Data.</w:t>
-      </w:r>
-    </w:p>
-    <w:bookmarkEnd w:id="33"/>
-    <w:bookmarkEnd w:id="34"/>
-    <w:bookmarkStart w:id="39" w:name="why-are-there-so-many-different-methods"/>
-    <w:p>
-      <w:pPr>
-        <w:pStyle w:val="Heading1"/>
-      </w:pPr>
-      <w:r>
-        <w:t xml:space="preserve">Why Are There So Many Different Methods?</w:t>
-      </w:r>
-    </w:p>
-    <w:bookmarkStart w:id="38" w:name="overview-1"/>
+    <w:bookmarkStart w:id="31" w:name="data-science-roles"/>
     <w:p>
       <w:pPr>
         <w:pStyle w:val="Heading2"/>
       </w:pPr>
       <w:r>
-        <w:t xml:space="preserve">Overview</w:t>
-      </w:r>
-    </w:p>
-    <w:p>
-      <w:pPr>
-        <w:pStyle w:val="Compact"/>
-        <w:numPr>
-          <w:ilvl w:val="0"/>
-          <w:numId w:val="1032"/>
-        </w:numPr>
-      </w:pPr>
-      <w:r>
-        <w:t xml:space="preserve">As explored in this book, and indeed across the broader literature on data mining, there is a plethora of methods available for prediction and classification.</w:t>
-      </w:r>
-    </w:p>
-    <w:p>
-      <w:pPr>
-        <w:pStyle w:val="Compact"/>
-        <w:numPr>
-          <w:ilvl w:val="0"/>
-          <w:numId w:val="1032"/>
-        </w:numPr>
-      </w:pPr>
-      <w:r>
-        <w:t xml:space="preserve">The coexistence of these diverse methods often raises questions regarding their relative merits and applicabilities.</w:t>
-      </w:r>
-    </w:p>
-    <w:p>
-      <w:pPr>
-        <w:pStyle w:val="Compact"/>
-        <w:numPr>
-          <w:ilvl w:val="0"/>
-          <w:numId w:val="1032"/>
-        </w:numPr>
-      </w:pPr>
-      <w:r>
-        <w:t xml:space="preserve">The reason for this variety is that</w:t>
-      </w:r>
-      <w:r>
-        <w:t xml:space="preserve"> </w:t>
-      </w:r>
+        <w:t xml:space="preserve">Data Science Roles</w:t>
+      </w:r>
+    </w:p>
+    <w:p>
+      <w:pPr>
+        <w:pStyle w:val="Compact"/>
+        <w:numPr>
+          <w:ilvl w:val="0"/>
+          <w:numId w:val="1016"/>
+        </w:numPr>
+      </w:pPr>
       <w:r>
         <w:rPr>
           <w:b/>
           <w:bCs/>
         </w:rPr>
-        <w:t xml:space="preserve">each method comes with its own set of strengths and weaknesses, making them suitable for different scenarios depending on several factors.</w:t>
-      </w:r>
-    </w:p>
-    <w:p>
-      <w:pPr>
-        <w:pStyle w:val="Compact"/>
-        <w:numPr>
-          <w:ilvl w:val="0"/>
-          <w:numId w:val="1032"/>
-        </w:numPr>
-      </w:pPr>
-      <w:r>
-        <w:t xml:space="preserve">These factors include the size of the dataset, the types of patterns present in the data, adherence to the assumptions underlying each method, the level of noise in the data, and the specific objectives of the analysis.</w:t>
-      </w:r>
-    </w:p>
-    <w:p>
-      <w:r>
-        <w:pict>
-          <v:rect style="width:0;height:1.5pt" o:hralign="center" o:hrstd="t" o:hr="t"/>
-        </w:pict>
-      </w:r>
-    </w:p>
-    <w:p>
-      <w:pPr>
-        <w:pStyle w:val="Compact"/>
-        <w:numPr>
-          <w:ilvl w:val="0"/>
-          <w:numId w:val="1033"/>
-        </w:numPr>
-      </w:pPr>
-      <w:r>
-        <w:t xml:space="preserve">For instance, in a simplified example illustrated (as would be in Figure 1.1 of a hypothetical book), where the task is to differentiate between buyers and non-buyers of riding mowers based on household income and lot size, two different methods might be applied.</w:t>
-      </w:r>
-    </w:p>
-    <w:p>
-      <w:pPr>
-        <w:pStyle w:val="Compact"/>
-        <w:numPr>
-          <w:ilvl w:val="0"/>
-          <w:numId w:val="1033"/>
-        </w:numPr>
-      </w:pPr>
-      <w:r>
-        <w:t xml:space="preserve">One method might employ straightforward horizontal and vertical lines to segregate buyers from non-buyers, while another might utilize a diagonal line for separation.</w:t>
-      </w:r>
-    </w:p>
-    <w:p>
-      <w:pPr>
-        <w:pStyle w:val="FirstParagraph"/>
-      </w:pPr>
+        <w:t xml:space="preserve">Data Scientist</w:t>
+      </w:r>
+      <w:r>
+        <w:t xml:space="preserve">: Turns data into actionable insights; uses statistics, machine learning, and domain expertise.</w:t>
+      </w:r>
+    </w:p>
+    <w:p>
+      <w:pPr>
+        <w:pStyle w:val="Compact"/>
+        <w:numPr>
+          <w:ilvl w:val="0"/>
+          <w:numId w:val="1016"/>
+        </w:numPr>
+      </w:pPr>
+      <w:r>
+        <w:rPr>
+          <w:b/>
+          <w:bCs/>
+        </w:rPr>
+        <w:t xml:space="preserve">Data Engineer</w:t>
+      </w:r>
+      <w:r>
+        <w:t xml:space="preserve">: Prepares and organizes datasets; focuses on database management and scalability for analytics projects.</w:t>
+      </w:r>
+    </w:p>
+    <w:bookmarkEnd w:id="31"/>
+    <w:bookmarkEnd w:id="32"/>
+    <w:bookmarkStart w:id="36" w:name="why-are-there-so-many-different-methods"/>
+    <w:p>
+      <w:pPr>
+        <w:pStyle w:val="Heading1"/>
+      </w:pPr>
+      <w:r>
+        <w:t xml:space="preserve">Why Are There So Many Different Methods?</w:t>
+      </w:r>
+    </w:p>
+    <w:p>
+      <w:pPr>
+        <w:pStyle w:val="Compact"/>
+        <w:numPr>
+          <w:ilvl w:val="0"/>
+          <w:numId w:val="1017"/>
+        </w:numPr>
+      </w:pPr>
+      <w:r>
+        <w:t xml:space="preserve">No single method is right for all situations. Methods differ because they have distinct strengths, weaknesses, and assumptions.</w:t>
+      </w:r>
+    </w:p>
+    <w:p>
+      <w:pPr>
+        <w:pStyle w:val="Compact"/>
+        <w:numPr>
+          <w:ilvl w:val="0"/>
+          <w:numId w:val="1017"/>
+        </w:numPr>
+      </w:pPr>
+      <w:r>
+        <w:t xml:space="preserve">Choosing the right method depends on:</w:t>
+      </w:r>
+    </w:p>
+    <w:p>
+      <w:pPr>
+        <w:pStyle w:val="Compact"/>
+        <w:numPr>
+          <w:ilvl w:val="1"/>
+          <w:numId w:val="1018"/>
+        </w:numPr>
+      </w:pPr>
+      <w:r>
+        <w:t xml:space="preserve">Dataset size</w:t>
+      </w:r>
+    </w:p>
+    <w:p>
+      <w:pPr>
+        <w:pStyle w:val="Compact"/>
+        <w:numPr>
+          <w:ilvl w:val="1"/>
+          <w:numId w:val="1018"/>
+        </w:numPr>
+      </w:pPr>
+      <w:r>
+        <w:t xml:space="preserve">Data types and structure</w:t>
+      </w:r>
+    </w:p>
+    <w:p>
+      <w:pPr>
+        <w:pStyle w:val="Compact"/>
+        <w:numPr>
+          <w:ilvl w:val="1"/>
+          <w:numId w:val="1018"/>
+        </w:numPr>
+      </w:pPr>
+      <w:r>
+        <w:t xml:space="preserve">Underlying patterns in data</w:t>
+      </w:r>
+    </w:p>
+    <w:p>
+      <w:pPr>
+        <w:pStyle w:val="Compact"/>
+        <w:numPr>
+          <w:ilvl w:val="1"/>
+          <w:numId w:val="1018"/>
+        </w:numPr>
+      </w:pPr>
+      <w:r>
+        <w:t xml:space="preserve">Model assumptions and complexity</w:t>
+      </w:r>
+    </w:p>
+    <w:p>
+      <w:pPr>
+        <w:pStyle w:val="Compact"/>
+        <w:numPr>
+          <w:ilvl w:val="0"/>
+          <w:numId w:val="1017"/>
+        </w:numPr>
+      </w:pPr>
+      <w:r>
+        <w:t xml:space="preserve">Different algorithms use different approaches (straight lines vs. curves, for example), producing varying results.</w:t>
+      </w:r>
+      <w:r>
+        <w:br/>
+      </w:r>
       <w:r>
         <w:drawing>
           <wp:inline>
             <wp:extent cx="5334000" cy="1605551"/>
             <wp:effectExtent b="0" l="0" r="0" t="0"/>
-            <wp:docPr descr="" title="" id="36" name="Picture"/>
+            <wp:docPr descr="" title="" id="34" name="Picture"/>
             <a:graphic>
               <a:graphicData uri="http://schemas.openxmlformats.org/drawingml/2006/picture">
                 <pic:pic>
                   <pic:nvPicPr>
-                    <pic:cNvPr descr="img/manymethod.png" id="37" name="Picture"/>
+                    <pic:cNvPr descr="img/manymethod.png" id="35" name="Picture"/>
                     <pic:cNvPicPr>
                       <a:picLocks noChangeArrowheads="1" noChangeAspect="1"/>
                     </pic:cNvPicPr>
                   </pic:nvPicPr>
                   <pic:blipFill>
-                    <a:blip r:embed="rId35"/>
+                    <a:blip r:embed="rId33"/>
                     <a:stretch>
                       <a:fillRect/>
                     </a:stretch>
@@ -1504,730 +969,1021 @@
         </w:drawing>
       </w:r>
     </w:p>
-    <w:p>
-      <w:r>
-        <w:pict>
-          <v:rect style="width:0;height:1.5pt" o:hralign="center" o:hrstd="t" o:hr="t"/>
-        </w:pict>
-      </w:r>
-    </w:p>
-    <w:p>
-      <w:pPr>
-        <w:pStyle w:val="Compact"/>
-        <w:numPr>
-          <w:ilvl w:val="0"/>
-          <w:numId w:val="1034"/>
-        </w:numPr>
-      </w:pPr>
-      <w:r>
-        <w:t xml:space="preserve">These differing approaches can yield varying results, and their effectiveness can change based on the context in which they are used.</w:t>
-      </w:r>
-    </w:p>
-    <w:p>
-      <w:pPr>
-        <w:pStyle w:val="Compact"/>
-        <w:numPr>
-          <w:ilvl w:val="0"/>
-          <w:numId w:val="1034"/>
-        </w:numPr>
-      </w:pPr>
-      <w:r>
-        <w:t xml:space="preserve">Consequently, it is typical practice in data mining to experiment with multiple methods to determine which one best meets the specific needs of the analysis at hand.</w:t>
-      </w:r>
-    </w:p>
-    <w:p>
-      <w:pPr>
-        <w:pStyle w:val="Compact"/>
-        <w:numPr>
-          <w:ilvl w:val="0"/>
-          <w:numId w:val="1034"/>
-        </w:numPr>
-      </w:pPr>
-      <w:r>
-        <w:t xml:space="preserve">This approach ensures a more tailored and potentially more accurate outcome in predicting or classifying data according to the challenge posed by the dataset.</w:t>
-      </w:r>
-    </w:p>
-    <w:p>
-      <w:pPr>
-        <w:pStyle w:val="Compact"/>
-        <w:numPr>
-          <w:ilvl w:val="0"/>
-          <w:numId w:val="1034"/>
-        </w:numPr>
-      </w:pPr>
-      <w:r>
-        <w:t xml:space="preserve">This pragmatic and flexible strategy highlights the inherently adaptive and investigative nature of data mining, where method selection is critical to achieving optimal results.</w:t>
-      </w:r>
-    </w:p>
+    <w:bookmarkEnd w:id="36"/>
+    <w:bookmarkStart w:id="38" w:name="terminology-and-notation"/>
+    <w:p>
+      <w:pPr>
+        <w:pStyle w:val="Heading1"/>
+      </w:pPr>
+      <w:r>
+        <w:t xml:space="preserve">Terminology and Notation</w:t>
+      </w:r>
+    </w:p>
+    <w:p>
+      <w:pPr>
+        <w:pStyle w:val="Compact"/>
+        <w:numPr>
+          <w:ilvl w:val="0"/>
+          <w:numId w:val="1019"/>
+        </w:numPr>
+      </w:pPr>
+      <w:r>
+        <w:t xml:space="preserve">Analytics terms originate from statistics and computing, leading to multiple synonymous terms.</w:t>
+      </w:r>
+    </w:p>
+    <w:bookmarkStart w:id="37" w:name="common-terms"/>
+    <w:p>
+      <w:pPr>
+        <w:pStyle w:val="Heading2"/>
+      </w:pPr>
+      <w:r>
+        <w:t xml:space="preserve">Common Terms</w:t>
+      </w:r>
+    </w:p>
+    <w:p>
+      <w:pPr>
+        <w:pStyle w:val="Compact"/>
+        <w:numPr>
+          <w:ilvl w:val="0"/>
+          <w:numId w:val="1020"/>
+        </w:numPr>
+      </w:pPr>
+      <w:r>
+        <w:rPr>
+          <w:b/>
+          <w:bCs/>
+        </w:rPr>
+        <w:t xml:space="preserve">Predictor (Attribute, Input Variable)</w:t>
+      </w:r>
+      <w:r>
+        <w:t xml:space="preserve">: a variable used as input to predict outcomes.</w:t>
+      </w:r>
+    </w:p>
+    <w:p>
+      <w:pPr>
+        <w:pStyle w:val="Compact"/>
+        <w:numPr>
+          <w:ilvl w:val="0"/>
+          <w:numId w:val="1020"/>
+        </w:numPr>
+      </w:pPr>
+      <w:r>
+        <w:rPr>
+          <w:b/>
+          <w:bCs/>
+        </w:rPr>
+        <w:t xml:space="preserve">Observation (case/record)</w:t>
+      </w:r>
+      <w:r>
+        <w:t xml:space="preserve">: An individual unit of analysis in the data.</w:t>
+      </w:r>
+    </w:p>
+    <w:p>
+      <w:pPr>
+        <w:pStyle w:val="Compact"/>
+        <w:numPr>
+          <w:ilvl w:val="0"/>
+          <w:numId w:val="1020"/>
+        </w:numPr>
+      </w:pPr>
+      <w:r>
+        <w:rPr>
+          <w:b/>
+          <w:bCs/>
+        </w:rPr>
+        <w:t xml:space="preserve">Response (Target/Dependent Variable)</w:t>
+      </w:r>
+      <w:r>
+        <w:t xml:space="preserve">: The variable being predicted or classified.</w:t>
+      </w:r>
+    </w:p>
+    <w:p>
+      <w:pPr>
+        <w:pStyle w:val="Compact"/>
+        <w:numPr>
+          <w:ilvl w:val="0"/>
+          <w:numId w:val="1020"/>
+        </w:numPr>
+      </w:pPr>
+      <w:r>
+        <w:rPr>
+          <w:b/>
+          <w:bCs/>
+        </w:rPr>
+        <w:t xml:space="preserve">Confidence</w:t>
+      </w:r>
+      <w:r>
+        <w:t xml:space="preserve">: probability of an outcome conditional on another event (used in association rules).</w:t>
+      </w:r>
+    </w:p>
+    <w:p>
+      <w:pPr>
+        <w:pStyle w:val="Compact"/>
+        <w:numPr>
+          <w:ilvl w:val="0"/>
+          <w:numId w:val="1020"/>
+        </w:numPr>
+      </w:pPr>
+      <w:r>
+        <w:rPr>
+          <w:b/>
+          <w:bCs/>
+        </w:rPr>
+        <w:t xml:space="preserve">Estimation &amp; Prediction</w:t>
+      </w:r>
+      <w:r>
+        <w:t xml:space="preserve">: Modeling numerical outcomes.</w:t>
+      </w:r>
+    </w:p>
+    <w:p>
+      <w:pPr>
+        <w:pStyle w:val="Compact"/>
+        <w:numPr>
+          <w:ilvl w:val="0"/>
+          <w:numId w:val="1020"/>
+        </w:numPr>
+      </w:pPr>
+      <w:r>
+        <w:rPr>
+          <w:b/>
+          <w:bCs/>
+        </w:rPr>
+        <w:t xml:space="preserve">Supervised Learning</w:t>
+      </w:r>
+      <w:r>
+        <w:t xml:space="preserve">: Using labeled data to train models.</w:t>
+      </w:r>
+    </w:p>
+    <w:p>
+      <w:pPr>
+        <w:pStyle w:val="Compact"/>
+        <w:numPr>
+          <w:ilvl w:val="0"/>
+          <w:numId w:val="1020"/>
+        </w:numPr>
+      </w:pPr>
+      <w:r>
+        <w:rPr>
+          <w:b/>
+          <w:bCs/>
+        </w:rPr>
+        <w:t xml:space="preserve">Unsupervised Learning</w:t>
+      </w:r>
+      <w:r>
+        <w:t xml:space="preserve">: Identifying patterns without a known outcome variable (e.g., clustering).</w:t>
+      </w:r>
+    </w:p>
+    <w:p>
+      <w:pPr>
+        <w:pStyle w:val="Compact"/>
+        <w:numPr>
+          <w:ilvl w:val="0"/>
+          <w:numId w:val="1020"/>
+        </w:numPr>
+      </w:pPr>
+      <w:r>
+        <w:rPr>
+          <w:b/>
+          <w:bCs/>
+        </w:rPr>
+        <w:t xml:space="preserve">Validation and Test Sets</w:t>
+      </w:r>
+      <w:r>
+        <w:t xml:space="preserve">: Used for model choice, evaluation, and selecting performance measures.</w:t>
+      </w:r>
+    </w:p>
+    <w:bookmarkEnd w:id="37"/>
     <w:bookmarkEnd w:id="38"/>
+    <w:bookmarkStart w:id="40" w:name="road-maps-to-this-book"/>
+    <w:p>
+      <w:pPr>
+        <w:pStyle w:val="Heading1"/>
+      </w:pPr>
+      <w:r>
+        <w:t xml:space="preserve">Road Maps to This Book</w:t>
+      </w:r>
+    </w:p>
+    <w:bookmarkStart w:id="39" w:name="structure-of-topics"/>
+    <w:p>
+      <w:pPr>
+        <w:pStyle w:val="Heading2"/>
+      </w:pPr>
+      <w:r>
+        <w:t xml:space="preserve">Structure of Topics</w:t>
+      </w:r>
+    </w:p>
+    <w:p>
+      <w:pPr>
+        <w:pStyle w:val="FirstParagraph"/>
+      </w:pPr>
+      <w:r>
+        <w:t xml:space="preserve">This book has eight main parts:</w:t>
+      </w:r>
+      <w:r>
+        <w:t xml:space="preserve"> </w:t>
+      </w:r>
+      <w:r>
+        <w:t xml:space="preserve">-</w:t>
+      </w:r>
+      <w:r>
+        <w:t xml:space="preserve"> </w:t>
+      </w:r>
+      <w:r>
+        <w:rPr>
+          <w:b/>
+          <w:bCs/>
+        </w:rPr>
+        <w:t xml:space="preserve">Parts I–III (Basics)</w:t>
+      </w:r>
+      <w:r>
+        <w:t xml:space="preserve">:</w:t>
+      </w:r>
+      <w:r>
+        <w:t xml:space="preserve"> </w:t>
+      </w:r>
+      <w:r>
+        <w:t xml:space="preserve">- Concepts, exploration, data preparation.</w:t>
+      </w:r>
+      <w:r>
+        <w:t xml:space="preserve"> </w:t>
+      </w:r>
+      <w:r>
+        <w:t xml:space="preserve">-</w:t>
+      </w:r>
+      <w:r>
+        <w:t xml:space="preserve"> </w:t>
+      </w:r>
+      <w:r>
+        <w:rPr>
+          <w:b/>
+          <w:bCs/>
+        </w:rPr>
+        <w:t xml:space="preserve">Part IV (Supervised Methods)</w:t>
+      </w:r>
+      <w:r>
+        <w:t xml:space="preserve">:</w:t>
+      </w:r>
+      <w:r>
+        <w:t xml:space="preserve"> </w:t>
+      </w:r>
+      <w:r>
+        <w:t xml:space="preserve">- Classification and prediction algorithms.</w:t>
+      </w:r>
+      <w:r>
+        <w:t xml:space="preserve"> </w:t>
+      </w:r>
+      <w:r>
+        <w:t xml:space="preserve">-</w:t>
+      </w:r>
+      <w:r>
+        <w:t xml:space="preserve"> </w:t>
+      </w:r>
+      <w:r>
+        <w:rPr>
+          <w:b/>
+          <w:bCs/>
+        </w:rPr>
+        <w:t xml:space="preserve">Part V (Unsupervised Methods)</w:t>
+      </w:r>
+      <w:r>
+        <w:t xml:space="preserve">:</w:t>
+      </w:r>
+      <w:r>
+        <w:t xml:space="preserve"> </w:t>
+      </w:r>
+      <w:r>
+        <w:t xml:space="preserve">- Association rules, clustering.</w:t>
+      </w:r>
+      <w:r>
+        <w:t xml:space="preserve"> </w:t>
+      </w:r>
+      <w:r>
+        <w:t xml:space="preserve">-</w:t>
+      </w:r>
+      <w:r>
+        <w:t xml:space="preserve"> </w:t>
+      </w:r>
+      <w:r>
+        <w:rPr>
+          <w:b/>
+          <w:bCs/>
+        </w:rPr>
+        <w:t xml:space="preserve">Part VI (Forecasting)</w:t>
+      </w:r>
+      <w:r>
+        <w:t xml:space="preserve">:</w:t>
+      </w:r>
+      <w:r>
+        <w:t xml:space="preserve"> </w:t>
+      </w:r>
+      <w:r>
+        <w:t xml:space="preserve">- Forecasting and modeling time series.</w:t>
+      </w:r>
+      <w:r>
+        <w:t xml:space="preserve"> </w:t>
+      </w:r>
+      <w:r>
+        <w:t xml:space="preserve">-</w:t>
+      </w:r>
+      <w:r>
+        <w:t xml:space="preserve"> </w:t>
+      </w:r>
+      <w:r>
+        <w:rPr>
+          <w:b/>
+          <w:bCs/>
+        </w:rPr>
+        <w:t xml:space="preserve">Part VII (Specialized Techniques)</w:t>
+      </w:r>
+      <w:r>
+        <w:t xml:space="preserve">:</w:t>
+      </w:r>
+      <w:r>
+        <w:t xml:space="preserve"> </w:t>
+      </w:r>
+      <w:r>
+        <w:t xml:space="preserve">- Text mining, social network analytics.</w:t>
+      </w:r>
+      <w:r>
+        <w:t xml:space="preserve"> </w:t>
+      </w:r>
+      <w:r>
+        <w:t xml:space="preserve">-</w:t>
+      </w:r>
+      <w:r>
+        <w:t xml:space="preserve"> </w:t>
+      </w:r>
+      <w:r>
+        <w:rPr>
+          <w:b/>
+          <w:bCs/>
+        </w:rPr>
+        <w:t xml:space="preserve">Part VIII (Advanced/Special Topics)</w:t>
+      </w:r>
+      <w:r>
+        <w:t xml:space="preserve">:</w:t>
+      </w:r>
+      <w:r>
+        <w:t xml:space="preserve"> </w:t>
+      </w:r>
+      <w:r>
+        <w:t xml:space="preserve">- Focused, specialized applications.</w:t>
+      </w:r>
+    </w:p>
+    <w:p>
+      <w:pPr>
+        <w:pStyle w:val="Compact"/>
+        <w:numPr>
+          <w:ilvl w:val="0"/>
+          <w:numId w:val="1021"/>
+        </w:numPr>
+      </w:pPr>
+      <w:r>
+        <w:t xml:space="preserve">Recommend reading Parts I–III first, to gain foundational knowledge.</w:t>
+      </w:r>
+    </w:p>
     <w:bookmarkEnd w:id="39"/>
-    <w:bookmarkStart w:id="41" w:name="terminology-and-notation"/>
+    <w:bookmarkEnd w:id="40"/>
+    <w:bookmarkStart w:id="41" w:name="road-map-and-recommended-sequence"/>
     <w:p>
       <w:pPr>
         <w:pStyle w:val="Heading1"/>
       </w:pPr>
       <w:r>
-        <w:t xml:space="preserve">Terminology and Notation</w:t>
-      </w:r>
-    </w:p>
-    <w:bookmarkStart w:id="40" w:name="terms"/>
+        <w:t xml:space="preserve">Road Map and Recommended Sequence</w:t>
+      </w:r>
+    </w:p>
+    <w:p>
+      <w:pPr>
+        <w:pStyle w:val="Compact"/>
+        <w:numPr>
+          <w:ilvl w:val="0"/>
+          <w:numId w:val="1022"/>
+        </w:numPr>
+      </w:pPr>
+      <w:r>
+        <w:t xml:space="preserve">Start with core concepts and basic methods (Chapters 1–4).</w:t>
+      </w:r>
+    </w:p>
+    <w:p>
+      <w:pPr>
+        <w:pStyle w:val="Compact"/>
+        <w:numPr>
+          <w:ilvl w:val="0"/>
+          <w:numId w:val="1022"/>
+        </w:numPr>
+      </w:pPr>
+      <w:r>
+        <w:t xml:space="preserve">Advanced modeling algorithms (classification &amp; prediction, Chapters 5–13).</w:t>
+      </w:r>
+    </w:p>
+    <w:p>
+      <w:pPr>
+        <w:pStyle w:val="Compact"/>
+        <w:numPr>
+          <w:ilvl w:val="0"/>
+          <w:numId w:val="1022"/>
+        </w:numPr>
+      </w:pPr>
+      <w:r>
+        <w:t xml:space="preserve">Recommended sequence:</w:t>
+      </w:r>
+    </w:p>
+    <w:p>
+      <w:pPr>
+        <w:pStyle w:val="Compact"/>
+        <w:numPr>
+          <w:ilvl w:val="1"/>
+          <w:numId w:val="1023"/>
+        </w:numPr>
+      </w:pPr>
+      <w:r>
+        <w:t xml:space="preserve">Parts I–III (basics)</w:t>
+      </w:r>
+    </w:p>
+    <w:p>
+      <w:pPr>
+        <w:pStyle w:val="Compact"/>
+        <w:numPr>
+          <w:ilvl w:val="1"/>
+          <w:numId w:val="1023"/>
+        </w:numPr>
+      </w:pPr>
+      <w:r>
+        <w:t xml:space="preserve">Part IV (supervised learning)</w:t>
+      </w:r>
+    </w:p>
+    <w:p>
+      <w:pPr>
+        <w:pStyle w:val="Compact"/>
+        <w:numPr>
+          <w:ilvl w:val="1"/>
+          <w:numId w:val="1023"/>
+        </w:numPr>
+      </w:pPr>
+      <w:r>
+        <w:t xml:space="preserve">Parts V–VIII for specialized topics.</w:t>
+      </w:r>
+    </w:p>
+    <w:bookmarkEnd w:id="41"/>
+    <w:bookmarkStart w:id="47" w:name="preliminary-steps"/>
+    <w:p>
+      <w:pPr>
+        <w:pStyle w:val="Heading1"/>
+      </w:pPr>
+      <w:r>
+        <w:t xml:space="preserve">Preliminary Steps</w:t>
+      </w:r>
+    </w:p>
+    <w:bookmarkStart w:id="42" w:name="dataset-organization"/>
     <w:p>
       <w:pPr>
         <w:pStyle w:val="Heading2"/>
       </w:pPr>
       <w:r>
-        <w:t xml:space="preserve">Terms</w:t>
-      </w:r>
-    </w:p>
-    <w:p>
-      <w:pPr>
-        <w:pStyle w:val="BlockText"/>
-      </w:pPr>
-      <w:r>
-        <w:t xml:space="preserve">Due to the hybrid origins and interdisciplinary nature of data mining, the terminology used by its practitioners often varies depending on their background in fields like machine learning (artificial intelligence) or statistics. Here’s a list of commonly used terms in data mining, along with descriptions of how they might be referred to in different fields:</w:t>
-      </w:r>
-    </w:p>
-    <w:p>
-      <w:pPr>
-        <w:pStyle w:val="Compact"/>
-        <w:numPr>
-          <w:ilvl w:val="0"/>
-          <w:numId w:val="1035"/>
-        </w:numPr>
-      </w:pPr>
-      <w:r>
-        <w:t xml:space="preserve">Algorithm : A specific procedure for implementing a data mining technique, such as a classification tree or discriminant analysis.</w:t>
+        <w:t xml:space="preserve">Dataset Organization</w:t>
+      </w:r>
+    </w:p>
+    <w:p>
+      <w:pPr>
+        <w:pStyle w:val="Compact"/>
+        <w:numPr>
+          <w:ilvl w:val="0"/>
+          <w:numId w:val="1024"/>
+        </w:numPr>
+      </w:pPr>
+      <w:r>
+        <w:t xml:space="preserve">Datasets typically have:</w:t>
+      </w:r>
+    </w:p>
+    <w:p>
+      <w:pPr>
+        <w:pStyle w:val="Compact"/>
+        <w:numPr>
+          <w:ilvl w:val="1"/>
+          <w:numId w:val="1025"/>
+        </w:numPr>
+      </w:pPr>
+      <w:r>
+        <w:t xml:space="preserve">Variables in columns.</w:t>
+      </w:r>
+    </w:p>
+    <w:p>
+      <w:pPr>
+        <w:pStyle w:val="Compact"/>
+        <w:numPr>
+          <w:ilvl w:val="1"/>
+          <w:numId w:val="1025"/>
+        </w:numPr>
+      </w:pPr>
+      <w:r>
+        <w:t xml:space="preserve">Observations or records in rows.</w:t>
+      </w:r>
+    </w:p>
+    <w:p>
+      <w:pPr>
+        <w:pStyle w:val="Compact"/>
+        <w:numPr>
+          <w:ilvl w:val="0"/>
+          <w:numId w:val="1024"/>
+        </w:numPr>
+      </w:pPr>
+      <w:r>
+        <w:t xml:space="preserve">Example dataset: West Roxbury (Boston home pricing)</w:t>
+      </w:r>
+    </w:p>
+    <w:bookmarkEnd w:id="42"/>
+    <w:bookmarkStart w:id="43" w:name="X7833f9520eb08362ef1f8e5562e2701a9cb5719"/>
+    <w:p>
+      <w:pPr>
+        <w:pStyle w:val="Heading2"/>
+      </w:pPr>
+      <w:r>
+        <w:t xml:space="preserve">Predictive Example: West Roxbury Home Values</w:t>
+      </w:r>
+    </w:p>
+    <w:p>
+      <w:pPr>
+        <w:pStyle w:val="Compact"/>
+        <w:numPr>
+          <w:ilvl w:val="0"/>
+          <w:numId w:val="1026"/>
+        </w:numPr>
+      </w:pPr>
+      <w:r>
+        <w:t xml:space="preserve">Zillow-type sites use publicly available property data to estimate prices (</w:t>
+      </w:r>
+      <w:r>
+        <w:t xml:space="preserve">“Zestimate”</w:t>
+      </w:r>
+      <w:r>
+        <w:t xml:space="preserve">).</w:t>
+      </w:r>
+    </w:p>
+    <w:p>
+      <w:pPr>
+        <w:pStyle w:val="Compact"/>
+        <w:numPr>
+          <w:ilvl w:val="0"/>
+          <w:numId w:val="1026"/>
+        </w:numPr>
+      </w:pPr>
+      <w:r>
+        <w:t xml:space="preserve">Public data as a starting point is common for home-value prediction models.</w:t>
+      </w:r>
+    </w:p>
+    <w:bookmarkEnd w:id="43"/>
+    <w:bookmarkStart w:id="44" w:name="loading-data-in-r"/>
+    <w:p>
+      <w:pPr>
+        <w:pStyle w:val="Heading2"/>
+      </w:pPr>
+      <w:r>
+        <w:t xml:space="preserve">Loading Data in R</w:t>
+      </w:r>
+    </w:p>
+    <w:p>
+      <w:pPr>
+        <w:pStyle w:val="Compact"/>
+        <w:numPr>
+          <w:ilvl w:val="0"/>
+          <w:numId w:val="1027"/>
+        </w:numPr>
+      </w:pPr>
+      <w:r>
+        <w:t xml:space="preserve">Use CSV file to load data into R as a</w:t>
       </w:r>
       <w:r>
         <w:t xml:space="preserve"> </w:t>
       </w:r>
       <w:r>
-        <w:t xml:space="preserve">Attribute : Also referred to as Predictor.</w:t>
-      </w:r>
-    </w:p>
-    <w:p>
-      <w:r>
-        <w:pict>
-          <v:rect style="width:0;height:1.5pt" o:hralign="center" o:hrstd="t" o:hr="t"/>
-        </w:pict>
-      </w:r>
-    </w:p>
-    <w:p>
-      <w:pPr>
-        <w:pStyle w:val="Compact"/>
-        <w:numPr>
-          <w:ilvl w:val="0"/>
-          <w:numId w:val="1036"/>
-        </w:numPr>
-      </w:pPr>
-      <w:r>
-        <w:t xml:space="preserve">Case : Also known as Observation.</w:t>
-      </w:r>
-    </w:p>
-    <w:p>
-      <w:pPr>
-        <w:pStyle w:val="Compact"/>
-        <w:numPr>
-          <w:ilvl w:val="0"/>
-          <w:numId w:val="1036"/>
-        </w:numPr>
-      </w:pPr>
-      <w:r>
-        <w:t xml:space="preserve">Confidence : In the context of association rules, this is the conditional probability that an event will occur given another event. In statistics, it also refers to the concept of confidence intervals, which deal with the variability expected from one sample to another.</w:t>
-      </w:r>
-    </w:p>
-    <w:p>
-      <w:pPr>
-        <w:pStyle w:val="Compact"/>
-        <w:numPr>
-          <w:ilvl w:val="0"/>
-          <w:numId w:val="1036"/>
-        </w:numPr>
-      </w:pPr>
-      <w:r>
-        <w:t xml:space="preserve">Dependent Variable : Known in machine learning as the Response.</w:t>
-      </w:r>
-    </w:p>
-    <w:p>
-      <w:pPr>
-        <w:pStyle w:val="Compact"/>
-        <w:numPr>
-          <w:ilvl w:val="0"/>
-          <w:numId w:val="1036"/>
-        </w:numPr>
-      </w:pPr>
-      <w:r>
-        <w:t xml:space="preserve">Estimation : Also referred to as Prediction.</w:t>
-      </w:r>
-    </w:p>
-    <w:p>
-      <w:pPr>
-        <w:pStyle w:val="Compact"/>
-        <w:numPr>
-          <w:ilvl w:val="0"/>
-          <w:numId w:val="1036"/>
-        </w:numPr>
-      </w:pPr>
-      <w:r>
-        <w:t xml:space="preserve">Feature : Another term for Predictor.</w:t>
-      </w:r>
-    </w:p>
-    <w:p>
-      <w:pPr>
-        <w:pStyle w:val="Compact"/>
-        <w:numPr>
-          <w:ilvl w:val="0"/>
-          <w:numId w:val="1036"/>
-        </w:numPr>
-      </w:pPr>
-      <w:r>
-        <w:t xml:space="preserve">Holdout Data : A subset of data not used in training a model but reserved for testing its performance. Also called the validation set or test set.</w:t>
-      </w:r>
-    </w:p>
-    <w:p>
-      <w:r>
-        <w:pict>
-          <v:rect style="width:0;height:1.5pt" o:hralign="center" o:hrstd="t" o:hr="t"/>
-        </w:pict>
-      </w:r>
-    </w:p>
-    <w:p>
-      <w:pPr>
-        <w:pStyle w:val="Compact"/>
-        <w:numPr>
-          <w:ilvl w:val="0"/>
-          <w:numId w:val="1037"/>
-        </w:numPr>
-      </w:pPr>
-      <w:r>
-        <w:t xml:space="preserve">Input Variable : Also known as Predictor.</w:t>
-      </w:r>
-    </w:p>
-    <w:p>
-      <w:pPr>
-        <w:pStyle w:val="Compact"/>
-        <w:numPr>
-          <w:ilvl w:val="0"/>
-          <w:numId w:val="1037"/>
-        </w:numPr>
-      </w:pPr>
-      <w:r>
-        <w:t xml:space="preserve">Model : An algorithm applied to a dataset, complete with its parameter settings.</w:t>
-      </w:r>
-    </w:p>
-    <w:p>
-      <w:pPr>
-        <w:pStyle w:val="Compact"/>
-        <w:numPr>
-          <w:ilvl w:val="0"/>
-          <w:numId w:val="1037"/>
-        </w:numPr>
-      </w:pPr>
-      <w:r>
-        <w:t xml:space="preserve">Observation : The unit of analysis, also called instance, sample, example, case, record, pattern, or row.</w:t>
-      </w:r>
-    </w:p>
-    <w:p>
-      <w:pPr>
-        <w:pStyle w:val="Compact"/>
-        <w:numPr>
-          <w:ilvl w:val="0"/>
-          <w:numId w:val="1037"/>
-        </w:numPr>
-      </w:pPr>
-      <w:r>
-        <w:t xml:space="preserve">Outcome Variable : Another term for Response.</w:t>
-      </w:r>
-    </w:p>
-    <w:p>
-      <w:pPr>
-        <w:pStyle w:val="Compact"/>
-        <w:numPr>
-          <w:ilvl w:val="0"/>
-          <w:numId w:val="1037"/>
-        </w:numPr>
-      </w:pPr>
-      <w:r>
-        <w:t xml:space="preserve">Output Variable : Also known as Response.</w:t>
-      </w:r>
-    </w:p>
-    <w:p>
-      <w:pPr>
-        <w:pStyle w:val="Compact"/>
-        <w:numPr>
-          <w:ilvl w:val="0"/>
-          <w:numId w:val="1037"/>
-        </w:numPr>
-      </w:pPr>
-      <w:r>
-        <w:t xml:space="preserve">P (A | B) : The probability of event A given event B has occurred.</w:t>
-      </w:r>
-    </w:p>
-    <w:p>
-      <w:pPr>
-        <w:pStyle w:val="Compact"/>
-        <w:numPr>
-          <w:ilvl w:val="0"/>
-          <w:numId w:val="1037"/>
-        </w:numPr>
-      </w:pPr>
-      <w:r>
-        <w:t xml:space="preserve">Prediction : The act of predicting the value of a continuous variable; also called estimation.</w:t>
-      </w:r>
-    </w:p>
-    <w:p>
-      <w:r>
-        <w:pict>
-          <v:rect style="width:0;height:1.5pt" o:hralign="center" o:hrstd="t" o:hr="t"/>
-        </w:pict>
-      </w:r>
-    </w:p>
-    <w:p>
-      <w:pPr>
-        <w:pStyle w:val="Compact"/>
-        <w:numPr>
-          <w:ilvl w:val="0"/>
-          <w:numId w:val="1038"/>
-        </w:numPr>
-      </w:pPr>
-      <w:r>
-        <w:t xml:space="preserve">Predictor : An input variable (denoted by X) used in a predictive model. Also called feature, input variable, independent variable, or field.</w:t>
-      </w:r>
-    </w:p>
-    <w:p>
-      <w:pPr>
-        <w:pStyle w:val="Compact"/>
-        <w:numPr>
-          <w:ilvl w:val="0"/>
-          <w:numId w:val="1038"/>
-        </w:numPr>
-      </w:pPr>
-      <w:r>
-        <w:t xml:space="preserve">Profile : A set of measurements on an observation.</w:t>
-      </w:r>
-    </w:p>
-    <w:p>
-      <w:pPr>
-        <w:pStyle w:val="Compact"/>
-        <w:numPr>
-          <w:ilvl w:val="0"/>
-          <w:numId w:val="1038"/>
-        </w:numPr>
-      </w:pPr>
-      <w:r>
-        <w:t xml:space="preserve">Record : Synonymous with Observation.</w:t>
-      </w:r>
-    </w:p>
-    <w:p>
-      <w:pPr>
-        <w:pStyle w:val="Compact"/>
-        <w:numPr>
-          <w:ilvl w:val="0"/>
-          <w:numId w:val="1038"/>
-        </w:numPr>
-      </w:pPr>
-      <w:r>
-        <w:t xml:space="preserve">Response : The variable being predicted in supervised learning, also known as the dependent variable, output variable, target variable, or outcome variable.</w:t>
-      </w:r>
-    </w:p>
-    <w:p>
-      <w:r>
-        <w:pict>
-          <v:rect style="width:0;height:1.5pt" o:hralign="center" o:hrstd="t" o:hr="t"/>
-        </w:pict>
-      </w:r>
-    </w:p>
-    <w:p>
-      <w:pPr>
-        <w:pStyle w:val="Compact"/>
-        <w:numPr>
-          <w:ilvl w:val="0"/>
-          <w:numId w:val="1039"/>
-        </w:numPr>
-      </w:pPr>
-      <w:r>
-        <w:t xml:space="preserve">Sample : Used in statistics to denote a collection of observations, whereas in machine learning it typically refers to a single observation.</w:t>
-      </w:r>
-    </w:p>
-    <w:p>
-      <w:pPr>
-        <w:pStyle w:val="Compact"/>
-        <w:numPr>
-          <w:ilvl w:val="0"/>
-          <w:numId w:val="1039"/>
-        </w:numPr>
-      </w:pPr>
-      <w:r>
-        <w:t xml:space="preserve">Score : A predicted value or class. Scoring involves using a model developed with training data to predict values in new data.</w:t>
-      </w:r>
-    </w:p>
-    <w:p>
-      <w:pPr>
-        <w:pStyle w:val="Compact"/>
-        <w:numPr>
-          <w:ilvl w:val="0"/>
-          <w:numId w:val="1039"/>
-        </w:numPr>
-      </w:pPr>
-      <w:r>
-        <w:t xml:space="preserve">Success Class : In binary outcomes, this refers to the class of interest (e.g., purchasers in a purchase/no purchase outcome).</w:t>
-      </w:r>
-    </w:p>
-    <w:p>
-      <w:pPr>
-        <w:pStyle w:val="Compact"/>
-        <w:numPr>
-          <w:ilvl w:val="0"/>
-          <w:numId w:val="1039"/>
-        </w:numPr>
-      </w:pPr>
-      <w:r>
-        <w:t xml:space="preserve">Supervised Learning : A type of machine learning where the model is trained on data where the outcome is known in order to learn to predict the outcome on new data.</w:t>
-      </w:r>
-    </w:p>
-    <w:p>
-      <w:r>
-        <w:pict>
-          <v:rect style="width:0;height:1.5pt" o:hralign="center" o:hrstd="t" o:hr="t"/>
-        </w:pict>
-      </w:r>
-    </w:p>
-    <w:p>
-      <w:pPr>
-        <w:pStyle w:val="Compact"/>
-        <w:numPr>
-          <w:ilvl w:val="0"/>
-          <w:numId w:val="1040"/>
-        </w:numPr>
-      </w:pPr>
-      <w:r>
-        <w:t xml:space="preserve">Target : Synonymous with Response.</w:t>
+        <w:t xml:space="preserve">“data frame”</w:t>
+      </w:r>
+      <w:r>
+        <w:t xml:space="preserve">.</w:t>
+      </w:r>
+    </w:p>
+    <w:p>
+      <w:pPr>
+        <w:pStyle w:val="Compact"/>
+        <w:numPr>
+          <w:ilvl w:val="0"/>
+          <w:numId w:val="1027"/>
+        </w:numPr>
+      </w:pPr>
+      <w:r>
+        <w:t xml:space="preserve">R provides commands for summarizing and exploring variables and data points easily.</w:t>
+      </w:r>
+    </w:p>
+    <w:bookmarkEnd w:id="44"/>
+    <w:bookmarkStart w:id="45" w:name="sampling-from-large-databases"/>
+    <w:p>
+      <w:pPr>
+        <w:pStyle w:val="Heading2"/>
+      </w:pPr>
+      <w:r>
+        <w:t xml:space="preserve">Sampling from Large Databases</w:t>
+      </w:r>
+    </w:p>
+    <w:p>
+      <w:pPr>
+        <w:pStyle w:val="Compact"/>
+        <w:numPr>
+          <w:ilvl w:val="0"/>
+          <w:numId w:val="1028"/>
+        </w:numPr>
+      </w:pPr>
+      <w:r>
+        <w:t xml:space="preserve">Random subsets sampled from larger datasets for faster processing.</w:t>
+      </w:r>
+    </w:p>
+    <w:p>
+      <w:pPr>
+        <w:pStyle w:val="Compact"/>
+        <w:numPr>
+          <w:ilvl w:val="0"/>
+          <w:numId w:val="1028"/>
+        </w:numPr>
+      </w:pPr>
+      <w:r>
+        <w:t xml:space="preserve">When classes are unbalanced (fraud or purchase), special oversampling for rare events helps ensure accuracy.</w:t>
+      </w:r>
+    </w:p>
+    <w:bookmarkEnd w:id="45"/>
+    <w:bookmarkStart w:id="46" w:name="data-preprocessing-and-cleaning"/>
+    <w:p>
+      <w:pPr>
+        <w:pStyle w:val="Heading2"/>
+      </w:pPr>
+      <w:r>
+        <w:t xml:space="preserve">Data Preprocessing and Cleaning</w:t>
+      </w:r>
+    </w:p>
+    <w:p>
+      <w:pPr>
+        <w:pStyle w:val="Compact"/>
+        <w:numPr>
+          <w:ilvl w:val="0"/>
+          <w:numId w:val="1029"/>
+        </w:numPr>
+      </w:pPr>
+      <w:r>
+        <w:t xml:space="preserve">Handle different variable types (continuous/categorical/nominal/ordinal).</w:t>
+      </w:r>
+    </w:p>
+    <w:p>
+      <w:pPr>
+        <w:pStyle w:val="Compact"/>
+        <w:numPr>
+          <w:ilvl w:val="0"/>
+          <w:numId w:val="1029"/>
+        </w:numPr>
+      </w:pPr>
+      <w:r>
+        <w:t xml:space="preserve">Convert categorical data to dummy variables if needed.</w:t>
+      </w:r>
+    </w:p>
+    <w:p>
+      <w:pPr>
+        <w:pStyle w:val="Compact"/>
+        <w:numPr>
+          <w:ilvl w:val="0"/>
+          <w:numId w:val="1029"/>
+        </w:numPr>
+      </w:pPr>
+      <w:r>
+        <w:t xml:space="preserve">Check for and handle obvious outliers and missing values.</w:t>
+      </w:r>
+    </w:p>
+    <w:p>
+      <w:pPr>
+        <w:pStyle w:val="Compact"/>
+        <w:numPr>
+          <w:ilvl w:val="0"/>
+          <w:numId w:val="1029"/>
+        </w:numPr>
+      </w:pPr>
+      <w:r>
+        <w:t xml:space="preserve">Normalize (standardize) numeric scales for certain methods.</w:t>
+      </w:r>
+    </w:p>
+    <w:bookmarkEnd w:id="46"/>
+    <w:bookmarkEnd w:id="47"/>
+    <w:bookmarkStart w:id="49" w:name="predictive-power-and-overfitting"/>
+    <w:p>
+      <w:pPr>
+        <w:pStyle w:val="Heading1"/>
+      </w:pPr>
+      <w:r>
+        <w:t xml:space="preserve">Predictive Power and Overfitting</w:t>
+      </w:r>
+    </w:p>
+    <w:p>
+      <w:pPr>
+        <w:pStyle w:val="Compact"/>
+        <w:numPr>
+          <w:ilvl w:val="0"/>
+          <w:numId w:val="1030"/>
+        </w:numPr>
+      </w:pPr>
+      <w:r>
+        <w:t xml:space="preserve">Predictive power means a model’s ability to generalize well.</w:t>
+      </w:r>
+    </w:p>
+    <w:p>
+      <w:pPr>
+        <w:pStyle w:val="Compact"/>
+        <w:numPr>
+          <w:ilvl w:val="0"/>
+          <w:numId w:val="1030"/>
+        </w:numPr>
+      </w:pPr>
+      <w:r>
+        <w:rPr>
+          <w:b/>
+          <w:bCs/>
+        </w:rPr>
+        <w:t xml:space="preserve">Overfitting</w:t>
+      </w:r>
+      <w:r>
+        <w:t xml:space="preserve">: Models become too complex, capturing noise instead of real relationships.</w:t>
+      </w:r>
+    </w:p>
+    <w:p>
+      <w:pPr>
+        <w:pStyle w:val="Compact"/>
+        <w:numPr>
+          <w:ilvl w:val="0"/>
+          <w:numId w:val="1030"/>
+        </w:numPr>
+      </w:pPr>
+      <w:r>
+        <w:t xml:space="preserve">Avoid by partitioning data:</w:t>
+      </w:r>
+    </w:p>
+    <w:p>
+      <w:pPr>
+        <w:pStyle w:val="Compact"/>
+        <w:numPr>
+          <w:ilvl w:val="1"/>
+          <w:numId w:val="1031"/>
+        </w:numPr>
+      </w:pPr>
+      <w:r>
+        <w:rPr>
+          <w:b/>
+          <w:bCs/>
+        </w:rPr>
+        <w:t xml:space="preserve">Training</w:t>
       </w:r>
       <w:r>
         <w:t xml:space="preserve"> </w:t>
       </w:r>
       <w:r>
-        <w:t xml:space="preserve">Test Data : Data reserved for testing the final model’s performance, used only at the end stages of model building and selection.</w:t>
-      </w:r>
-    </w:p>
-    <w:p>
-      <w:pPr>
-        <w:pStyle w:val="Compact"/>
-        <w:numPr>
-          <w:ilvl w:val="0"/>
-          <w:numId w:val="1040"/>
-        </w:numPr>
-      </w:pPr>
-      <w:r>
-        <w:t xml:space="preserve">Training Data : Data used initially to fit and train a model.</w:t>
+        <w:t xml:space="preserve">(build)</w:t>
+      </w:r>
+    </w:p>
+    <w:p>
+      <w:pPr>
+        <w:pStyle w:val="Compact"/>
+        <w:numPr>
+          <w:ilvl w:val="1"/>
+          <w:numId w:val="1031"/>
+        </w:numPr>
+      </w:pPr>
+      <w:r>
+        <w:rPr>
+          <w:b/>
+          <w:bCs/>
+        </w:rPr>
+        <w:t xml:space="preserve">Validation</w:t>
       </w:r>
       <w:r>
         <w:t xml:space="preserve"> </w:t>
       </w:r>
       <w:r>
-        <w:t xml:space="preserve">Unsupervised Learning : Learning patterns from data that do not involve predicting a specific output value.</w:t>
-      </w:r>
-    </w:p>
-    <w:p>
-      <w:pPr>
-        <w:pStyle w:val="Compact"/>
-        <w:numPr>
-          <w:ilvl w:val="0"/>
-          <w:numId w:val="1040"/>
-        </w:numPr>
-      </w:pPr>
-      <w:r>
-        <w:t xml:space="preserve">Validation Data : Data used to check how well a model fits, to tweak models, and to select the best among tried models.</w:t>
-      </w:r>
-    </w:p>
-    <w:bookmarkEnd w:id="40"/>
-    <w:bookmarkEnd w:id="41"/>
-    <w:bookmarkStart w:id="49" w:name="road-maps-to-this-book"/>
-    <w:p>
-      <w:pPr>
-        <w:pStyle w:val="Heading1"/>
-      </w:pPr>
-      <w:r>
-        <w:t xml:space="preserve">Road Maps to This Book</w:t>
-      </w:r>
-    </w:p>
-    <w:bookmarkStart w:id="48" w:name="order-of-topics"/>
+        <w:t xml:space="preserve">(tune model settings)</w:t>
+      </w:r>
+    </w:p>
+    <w:p>
+      <w:pPr>
+        <w:pStyle w:val="Compact"/>
+        <w:numPr>
+          <w:ilvl w:val="1"/>
+          <w:numId w:val="1031"/>
+        </w:numPr>
+      </w:pPr>
+      <w:r>
+        <w:rPr>
+          <w:b/>
+          <w:bCs/>
+        </w:rPr>
+        <w:t xml:space="preserve">Testing partition</w:t>
+      </w:r>
+      <w:r>
+        <w:t xml:space="preserve"> </w:t>
+      </w:r>
+      <w:r>
+        <w:t xml:space="preserve">(final unbiased performance check)</w:t>
+      </w:r>
+    </w:p>
+    <w:bookmarkStart w:id="48" w:name="cross-validation-for-small-datasets"/>
     <w:p>
       <w:pPr>
         <w:pStyle w:val="Heading2"/>
       </w:pPr>
       <w:r>
-        <w:t xml:space="preserve">Order of Topics</w:t>
-      </w:r>
-    </w:p>
-    <w:p>
-      <w:pPr>
-        <w:pStyle w:val="FirstParagraph"/>
-      </w:pPr>
-      <w:r>
-        <w:t xml:space="preserve">The book is structured into eight parts, each focusing on distinct aspects and applications of data mining:</w:t>
-      </w:r>
-    </w:p>
-    <w:p>
-      <w:pPr>
-        <w:numPr>
-          <w:ilvl w:val="0"/>
-          <w:numId w:val="1041"/>
-        </w:numPr>
-      </w:pPr>
-      <w:r>
-        <w:t xml:space="preserve">Part I (Chapters 1–2): This section provides a broad introduction to data mining, outlining its key components and the fundamental concepts underpinning the field. It serves as the foundational groundwork for the more detailed explorations that follow.</w:t>
-      </w:r>
-    </w:p>
-    <w:p>
-      <w:pPr>
-        <w:numPr>
-          <w:ilvl w:val="0"/>
-          <w:numId w:val="1041"/>
-        </w:numPr>
-      </w:pPr>
-      <w:r>
-        <w:t xml:space="preserve">Part II (Chapters 3–4): Here, the focus shifts to the preliminary stages of data analysis, specifically on data exploration and dimension reduction. These chapters help readers understand how to streamline complex datasets into more manageable and interpretable forms.</w:t>
-      </w:r>
-    </w:p>
-    <w:p>
-      <w:r>
-        <w:pict>
-          <v:rect style="width:0;height:1.5pt" o:hralign="center" o:hrstd="t" o:hr="t"/>
-        </w:pict>
-      </w:r>
-    </w:p>
-    <w:p>
-      <w:pPr>
-        <w:numPr>
-          <w:ilvl w:val="0"/>
-          <w:numId w:val="1042"/>
-        </w:numPr>
-      </w:pPr>
-      <w:r>
-        <w:t xml:space="preserve">Part III (Chapter 5): Although it consists of only one chapter, this part dives deep into performance evaluation, covering everything from predictive performance metrics to the costs associated with misclassification. The principles discussed here are critical for accurately evaluating and comparing different supervised learning methodologies.</w:t>
-      </w:r>
-    </w:p>
-    <w:p>
-      <w:pPr>
-        <w:numPr>
-          <w:ilvl w:val="0"/>
-          <w:numId w:val="1042"/>
-        </w:numPr>
-      </w:pPr>
-      <w:r>
-        <w:t xml:space="preserve">Part IV (Chapters 6–13): This substantial segment discusses various popular supervised learning methods used for classification and prediction. The chapters are organized by the complexity of the algorithms, their popularity, and their accessibility. The concluding chapter in this part introduces the concept of ensembles and method combinations, which can enhance prediction accuracy.</w:t>
-      </w:r>
-    </w:p>
-    <w:p>
-      <w:r>
-        <w:pict>
-          <v:rect style="width:0;height:1.5pt" o:hralign="center" o:hrstd="t" o:hr="t"/>
-        </w:pict>
-      </w:r>
-    </w:p>
-    <w:p>
-      <w:pPr>
-        <w:numPr>
-          <w:ilvl w:val="0"/>
-          <w:numId w:val="1043"/>
-        </w:numPr>
-      </w:pPr>
-      <w:r>
-        <w:t xml:space="preserve">Part V (Chapters 14–15): Focused on unsupervised learning, this part examines methods for mining relationships through association rules and collaborative filtering, as well as cluster analysis. These techniques are vital for discovering patterns and groupings in data without predefined labels.</w:t>
-      </w:r>
-    </w:p>
-    <w:p>
-      <w:pPr>
-        <w:numPr>
-          <w:ilvl w:val="0"/>
-          <w:numId w:val="1043"/>
-        </w:numPr>
-      </w:pPr>
-      <w:r>
-        <w:t xml:space="preserve">Part VI (Chapters 16–18): These chapters are devoted to forecasting time series data. The initial chapter addresses general issues related to handling and interpreting time series data, followed by chapters on regression-based forecasting and smoothing methods. These approaches are essential for making predictions about future events based on historical data.</w:t>
-      </w:r>
-    </w:p>
-    <w:p>
-      <w:r>
-        <w:pict>
-          <v:rect style="width:0;height:1.5pt" o:hralign="center" o:hrstd="t" o:hr="t"/>
-        </w:pict>
-      </w:r>
-    </w:p>
-    <w:p>
-      <w:pPr>
-        <w:numPr>
-          <w:ilvl w:val="0"/>
-          <w:numId w:val="1044"/>
-        </w:numPr>
-      </w:pPr>
-      <w:r>
-        <w:t xml:space="preserve">Part VII (Chapters 19–20): This section explores specialized applications of data mining in social network analysis and text mining. These chapters demonstrate how data mining techniques can be adapted to analyze data from specific structures like social networks and textual content.</w:t>
-      </w:r>
-    </w:p>
-    <w:p>
-      <w:pPr>
-        <w:numPr>
-          <w:ilvl w:val="0"/>
-          <w:numId w:val="1044"/>
-        </w:numPr>
-      </w:pPr>
-      <w:r>
-        <w:t xml:space="preserve">Part VIII: The final part of the book presents a collection of case studies that illustrate the practical application of the techniques discussed in earlier chapters.</w:t>
-      </w:r>
-    </w:p>
-    <w:p>
-      <w:r>
-        <w:pict>
-          <v:rect style="width:0;height:1.5pt" o:hralign="center" o:hrstd="t" o:hr="t"/>
-        </w:pict>
-      </w:r>
-    </w:p>
-    <w:p>
-      <w:pPr>
-        <w:pStyle w:val="Compact"/>
-        <w:numPr>
-          <w:ilvl w:val="0"/>
-          <w:numId w:val="1045"/>
-        </w:numPr>
-      </w:pPr>
-      <w:r>
-        <w:t xml:space="preserve">While the chapters within the book are designed to stand alone, enabling readers to focus on topics of particular interest without requiring sequential reading, it is recommended that Parts I–III be read first to establish a solid understanding of the basics before delving into the more advanced topics in Parts IV–VIII.</w:t>
-      </w:r>
-    </w:p>
-    <w:p>
-      <w:pPr>
-        <w:pStyle w:val="Compact"/>
-        <w:numPr>
-          <w:ilvl w:val="0"/>
-          <w:numId w:val="1045"/>
-        </w:numPr>
-      </w:pPr>
-      <w:r>
-        <w:t xml:space="preserve">Additionally, Chapter 16 should ideally be read before proceeding with other chapters in Part VI to ensure a proper understanding of time series analysis fundamentals. This structured approach allows readers to build their knowledge progressively and effectively.</w:t>
-      </w:r>
-    </w:p>
-    <w:p>
-      <w:r>
-        <w:pict>
-          <v:rect style="width:0;height:1.5pt" o:hralign="center" o:hrstd="t" o:hr="t"/>
-        </w:pict>
-      </w:r>
-    </w:p>
-    <w:p>
-      <w:pPr>
-        <w:pStyle w:val="FirstParagraph"/>
-      </w:pPr>
-      <w:r>
-        <w:drawing>
-          <wp:inline>
-            <wp:extent cx="5334000" cy="3147785"/>
-            <wp:effectExtent b="0" l="0" r="0" t="0"/>
-            <wp:docPr descr="" title="" id="43" name="Picture"/>
-            <a:graphic>
-              <a:graphicData uri="http://schemas.openxmlformats.org/drawingml/2006/picture">
-                <pic:pic>
-                  <pic:nvPicPr>
-                    <pic:cNvPr descr="img/overview1.png" id="44" name="Picture"/>
-                    <pic:cNvPicPr>
-                      <a:picLocks noChangeArrowheads="1" noChangeAspect="1"/>
-                    </pic:cNvPicPr>
-                  </pic:nvPicPr>
-                  <pic:blipFill>
-                    <a:blip r:embed="rId42"/>
-                    <a:stretch>
-                      <a:fillRect/>
-                    </a:stretch>
-                  </pic:blipFill>
-                  <pic:spPr bwMode="auto">
-                    <a:xfrm>
-                      <a:off x="0" y="0"/>
-                      <a:ext cx="5334000" cy="3147785"/>
-                    </a:xfrm>
-                    <a:prstGeom prst="rect">
-                      <a:avLst/>
-                    </a:prstGeom>
-                    <a:noFill/>
-                    <a:ln w="9525">
-                      <a:noFill/>
-                      <a:headEnd/>
-                      <a:tailEnd/>
-                    </a:ln>
-                  </pic:spPr>
-                </pic:pic>
-              </a:graphicData>
-            </a:graphic>
-          </wp:inline>
-        </w:drawing>
-      </w:r>
-    </w:p>
-    <w:p>
-      <w:r>
-        <w:pict>
-          <v:rect style="width:0;height:1.5pt" o:hralign="center" o:hrstd="t" o:hr="t"/>
-        </w:pict>
-      </w:r>
-    </w:p>
-    <w:p>
-      <w:pPr>
-        <w:pStyle w:val="FirstParagraph"/>
-      </w:pPr>
-      <w:r>
-        <w:drawing>
-          <wp:inline>
-            <wp:extent cx="5334000" cy="2587874"/>
-            <wp:effectExtent b="0" l="0" r="0" t="0"/>
-            <wp:docPr descr="" title="" id="46" name="Picture"/>
-            <a:graphic>
-              <a:graphicData uri="http://schemas.openxmlformats.org/drawingml/2006/picture">
-                <pic:pic>
-                  <pic:nvPicPr>
-                    <pic:cNvPr descr="img/overview2.png" id="47" name="Picture"/>
-                    <pic:cNvPicPr>
-                      <a:picLocks noChangeArrowheads="1" noChangeAspect="1"/>
-                    </pic:cNvPicPr>
-                  </pic:nvPicPr>
-                  <pic:blipFill>
-                    <a:blip r:embed="rId45"/>
-                    <a:stretch>
-                      <a:fillRect/>
-                    </a:stretch>
-                  </pic:blipFill>
-                  <pic:spPr bwMode="auto">
-                    <a:xfrm>
-                      <a:off x="0" y="0"/>
-                      <a:ext cx="5334000" cy="2587874"/>
-                    </a:xfrm>
-                    <a:prstGeom prst="rect">
-                      <a:avLst/>
-                    </a:prstGeom>
-                    <a:noFill/>
-                    <a:ln w="9525">
-                      <a:noFill/>
-                      <a:headEnd/>
-                      <a:tailEnd/>
-                    </a:ln>
-                  </pic:spPr>
-                </pic:pic>
-              </a:graphicData>
-            </a:graphic>
-          </wp:inline>
-        </w:drawing>
+        <w:t xml:space="preserve">Cross-Validation for Small Datasets</w:t>
+      </w:r>
+    </w:p>
+    <w:p>
+      <w:pPr>
+        <w:pStyle w:val="Compact"/>
+        <w:numPr>
+          <w:ilvl w:val="0"/>
+          <w:numId w:val="1032"/>
+        </w:numPr>
+      </w:pPr>
+      <w:r>
+        <w:t xml:space="preserve">Partitioning method helps with small datasets for robust estimates of accuracy.</w:t>
       </w:r>
     </w:p>
     <w:bookmarkEnd w:id="48"/>
     <w:bookmarkEnd w:id="49"/>
-    <w:bookmarkStart w:id="52" w:name="house-management"/>
+    <w:bookmarkStart w:id="50" w:name="X954c569735c7d0f702d2b29994e02a1591bfcf2"/>
     <w:p>
       <w:pPr>
         <w:pStyle w:val="Heading1"/>
       </w:pPr>
       <w:r>
+        <w:t xml:space="preserve">Building a Predictive Model Using Regression (Overview):</w:t>
+      </w:r>
+    </w:p>
+    <w:p>
+      <w:pPr>
+        <w:pStyle w:val="Compact"/>
+        <w:numPr>
+          <w:ilvl w:val="0"/>
+          <w:numId w:val="1033"/>
+        </w:numPr>
+      </w:pPr>
+      <w:r>
+        <w:t xml:space="preserve">State purpose (price prediction).</w:t>
+      </w:r>
+    </w:p>
+    <w:p>
+      <w:pPr>
+        <w:pStyle w:val="Compact"/>
+        <w:numPr>
+          <w:ilvl w:val="0"/>
+          <w:numId w:val="1033"/>
+        </w:numPr>
+      </w:pPr>
+      <w:r>
+        <w:t xml:space="preserve">Obtain data.</w:t>
+      </w:r>
+    </w:p>
+    <w:p>
+      <w:pPr>
+        <w:pStyle w:val="Compact"/>
+        <w:numPr>
+          <w:ilvl w:val="0"/>
+          <w:numId w:val="1033"/>
+        </w:numPr>
+      </w:pPr>
+      <w:r>
+        <w:t xml:space="preserve">Explore and clean data (variable checks, dummies creation).</w:t>
+      </w:r>
+    </w:p>
+    <w:p>
+      <w:pPr>
+        <w:pStyle w:val="Compact"/>
+        <w:numPr>
+          <w:ilvl w:val="0"/>
+          <w:numId w:val="1033"/>
+        </w:numPr>
+      </w:pPr>
+      <w:r>
+        <w:t xml:space="preserve">Possibly reduce dimensions.</w:t>
+      </w:r>
+    </w:p>
+    <w:p>
+      <w:pPr>
+        <w:pStyle w:val="Compact"/>
+        <w:numPr>
+          <w:ilvl w:val="0"/>
+          <w:numId w:val="1033"/>
+        </w:numPr>
+      </w:pPr>
+      <w:r>
+        <w:t xml:space="preserve">Define specific predictive task.</w:t>
+      </w:r>
+    </w:p>
+    <w:p>
+      <w:pPr>
+        <w:pStyle w:val="Compact"/>
+        <w:numPr>
+          <w:ilvl w:val="0"/>
+          <w:numId w:val="1033"/>
+        </w:numPr>
+      </w:pPr>
+      <w:r>
+        <w:t xml:space="preserve">Partition data (training vs. validation).</w:t>
+      </w:r>
+    </w:p>
+    <w:p>
+      <w:pPr>
+        <w:pStyle w:val="Compact"/>
+        <w:numPr>
+          <w:ilvl w:val="0"/>
+          <w:numId w:val="1033"/>
+        </w:numPr>
+      </w:pPr>
+      <w:r>
+        <w:t xml:space="preserve">Choose &amp; apply the model (regression).</w:t>
+      </w:r>
+    </w:p>
+    <w:p>
+      <w:pPr>
+        <w:pStyle w:val="Compact"/>
+        <w:numPr>
+          <w:ilvl w:val="0"/>
+          <w:numId w:val="1033"/>
+        </w:numPr>
+      </w:pPr>
+      <w:r>
+        <w:t xml:space="preserve">Interpret results to pick best model.</w:t>
+      </w:r>
+    </w:p>
+    <w:p>
+      <w:pPr>
+        <w:pStyle w:val="Compact"/>
+        <w:numPr>
+          <w:ilvl w:val="0"/>
+          <w:numId w:val="1033"/>
+        </w:numPr>
+      </w:pPr>
+      <w:r>
+        <w:t xml:space="preserve">Deploy model in practical settings (predict new home values).</w:t>
+      </w:r>
+    </w:p>
+    <w:bookmarkEnd w:id="50"/>
+    <w:bookmarkStart w:id="51" w:name="automating-and-deploying-models"/>
+    <w:p>
+      <w:pPr>
+        <w:pStyle w:val="Heading1"/>
+      </w:pPr>
+      <w:r>
+        <w:t xml:space="preserve">Automating and Deploying Models</w:t>
+      </w:r>
+    </w:p>
+    <w:p>
+      <w:pPr>
+        <w:pStyle w:val="Compact"/>
+        <w:numPr>
+          <w:ilvl w:val="0"/>
+          <w:numId w:val="1034"/>
+        </w:numPr>
+      </w:pPr>
+      <w:r>
+        <w:t xml:space="preserve">Predictive analytics in practice often involves automation, embedding models into business processes.</w:t>
+      </w:r>
+    </w:p>
+    <w:p>
+      <w:pPr>
+        <w:pStyle w:val="Compact"/>
+        <w:numPr>
+          <w:ilvl w:val="0"/>
+          <w:numId w:val="1034"/>
+        </w:numPr>
+      </w:pPr>
+      <w:r>
+        <w:t xml:space="preserve">Example applications include fraud detection, customer recommendations.</w:t>
+      </w:r>
+    </w:p>
+    <w:p>
+      <w:pPr>
+        <w:pStyle w:val="Compact"/>
+        <w:numPr>
+          <w:ilvl w:val="0"/>
+          <w:numId w:val="1034"/>
+        </w:numPr>
+      </w:pPr>
+      <w:r>
+        <w:t xml:space="preserve">Deployed models need continuous monitoring and periodic updates as data and situations continually change.</w:t>
+      </w:r>
+    </w:p>
+    <w:bookmarkEnd w:id="51"/>
+    <w:bookmarkStart w:id="54" w:name="house-management"/>
+    <w:p>
+      <w:pPr>
+        <w:pStyle w:val="Heading1"/>
+      </w:pPr>
+      <w:r>
         <w:t xml:space="preserve">House management</w:t>
       </w:r>
     </w:p>
-    <w:bookmarkStart w:id="50" w:name="more-to-read"/>
+    <w:bookmarkStart w:id="52" w:name="more-to-read"/>
     <w:p>
       <w:pPr>
         <w:pStyle w:val="Heading2"/>
@@ -2236,8 +1992,8 @@
         <w:t xml:space="preserve">More to Read</w:t>
       </w:r>
     </w:p>
-    <w:bookmarkEnd w:id="50"/>
-    <w:bookmarkStart w:id="51" w:name="assignment"/>
+    <w:bookmarkEnd w:id="52"/>
+    <w:bookmarkStart w:id="53" w:name="assignment"/>
     <w:p>
       <w:pPr>
         <w:pStyle w:val="Heading2"/>
@@ -2251,7 +2007,7 @@
         <w:pStyle w:val="Compact"/>
         <w:numPr>
           <w:ilvl w:val="0"/>
-          <w:numId w:val="1046"/>
+          <w:numId w:val="1035"/>
         </w:numPr>
       </w:pPr>
       <w:r>
@@ -2263,7 +2019,7 @@
         <w:pStyle w:val="Compact"/>
         <w:numPr>
           <w:ilvl w:val="0"/>
-          <w:numId w:val="1047"/>
+          <w:numId w:val="1036"/>
         </w:numPr>
       </w:pPr>
       <w:r>
@@ -2275,7 +2031,7 @@
         <w:pStyle w:val="Compact"/>
         <w:numPr>
           <w:ilvl w:val="1"/>
-          <w:numId w:val="1048"/>
+          <w:numId w:val="1037"/>
         </w:numPr>
       </w:pPr>
       <w:r>
@@ -2287,7 +2043,7 @@
         <w:pStyle w:val="Compact"/>
         <w:numPr>
           <w:ilvl w:val="1"/>
-          <w:numId w:val="1048"/>
+          <w:numId w:val="1037"/>
         </w:numPr>
       </w:pPr>
       <w:r>
@@ -2299,7 +2055,7 @@
         <w:pStyle w:val="Compact"/>
         <w:numPr>
           <w:ilvl w:val="2"/>
-          <w:numId w:val="1049"/>
+          <w:numId w:val="1038"/>
         </w:numPr>
       </w:pPr>
       <w:r>
@@ -2311,7 +2067,7 @@
         <w:pStyle w:val="Compact"/>
         <w:numPr>
           <w:ilvl w:val="0"/>
-          <w:numId w:val="1047"/>
+          <w:numId w:val="1036"/>
         </w:numPr>
       </w:pPr>
       <w:r>
@@ -2323,7 +2079,7 @@
         <w:pStyle w:val="Compact"/>
         <w:numPr>
           <w:ilvl w:val="1"/>
-          <w:numId w:val="1050"/>
+          <w:numId w:val="1039"/>
         </w:numPr>
       </w:pPr>
       <w:r>
@@ -2335,16 +2091,16 @@
         <w:pStyle w:val="Compact"/>
         <w:numPr>
           <w:ilvl w:val="1"/>
-          <w:numId w:val="1050"/>
+          <w:numId w:val="1039"/>
         </w:numPr>
       </w:pPr>
       <w:r>
         <w:t xml:space="preserve">NO LATE SUBMISSION ALLOWED!!!!</w:t>
       </w:r>
     </w:p>
-    <w:bookmarkEnd w:id="51"/>
-    <w:bookmarkEnd w:id="52"/>
-    <w:bookmarkStart w:id="55" w:name="reference"/>
+    <w:bookmarkEnd w:id="53"/>
+    <w:bookmarkEnd w:id="54"/>
+    <w:bookmarkStart w:id="57" w:name="reference"/>
     <w:p>
       <w:pPr>
         <w:pStyle w:val="Heading1"/>
@@ -2353,8 +2109,8 @@
         <w:t xml:space="preserve">Reference</w:t>
       </w:r>
     </w:p>
-    <w:bookmarkStart w:id="54" w:name="refs"/>
-    <w:bookmarkStart w:id="53" w:name="ref-textbook"/>
+    <w:bookmarkStart w:id="56" w:name="refs"/>
+    <w:bookmarkStart w:id="55" w:name="ref-textbook"/>
     <w:p>
       <w:pPr>
         <w:pStyle w:val="Bibliography"/>
@@ -2376,9 +2132,9 @@
         <w:t xml:space="preserve">. John Wiley &amp; Sons.</w:t>
       </w:r>
     </w:p>
-    <w:bookmarkEnd w:id="53"/>
-    <w:bookmarkEnd w:id="54"/>
     <w:bookmarkEnd w:id="55"/>
+    <w:bookmarkEnd w:id="56"/>
+    <w:bookmarkEnd w:id="57"/>
     <w:sectPr/>
   </w:body>
 </w:document>
@@ -2770,7 +2526,34 @@
     <w:abstractNumId w:val="991"/>
   </w:num>
   <w:num w:numId="1023">
-    <w:abstractNumId w:val="991"/>
+    <w:abstractNumId w:val="99411"/>
+    <w:lvlOverride w:ilvl="0">
+      <w:startOverride w:val="1"/>
+    </w:lvlOverride>
+    <w:lvlOverride w:ilvl="1">
+      <w:startOverride w:val="1"/>
+    </w:lvlOverride>
+    <w:lvlOverride w:ilvl="2">
+      <w:startOverride w:val="1"/>
+    </w:lvlOverride>
+    <w:lvlOverride w:ilvl="3">
+      <w:startOverride w:val="1"/>
+    </w:lvlOverride>
+    <w:lvlOverride w:ilvl="4">
+      <w:startOverride w:val="1"/>
+    </w:lvlOverride>
+    <w:lvlOverride w:ilvl="5">
+      <w:startOverride w:val="1"/>
+    </w:lvlOverride>
+    <w:lvlOverride w:ilvl="6">
+      <w:startOverride w:val="1"/>
+    </w:lvlOverride>
+    <w:lvlOverride w:ilvl="7">
+      <w:startOverride w:val="1"/>
+    </w:lvlOverride>
+    <w:lvlOverride w:ilvl="8">
+      <w:startOverride w:val="1"/>
+    </w:lvlOverride>
   </w:num>
   <w:num w:numId="1024">
     <w:abstractNumId w:val="991"/>
@@ -2800,7 +2583,34 @@
     <w:abstractNumId w:val="991"/>
   </w:num>
   <w:num w:numId="1033">
-    <w:abstractNumId w:val="991"/>
+    <w:abstractNumId w:val="99411"/>
+    <w:lvlOverride w:ilvl="0">
+      <w:startOverride w:val="1"/>
+    </w:lvlOverride>
+    <w:lvlOverride w:ilvl="1">
+      <w:startOverride w:val="1"/>
+    </w:lvlOverride>
+    <w:lvlOverride w:ilvl="2">
+      <w:startOverride w:val="1"/>
+    </w:lvlOverride>
+    <w:lvlOverride w:ilvl="3">
+      <w:startOverride w:val="1"/>
+    </w:lvlOverride>
+    <w:lvlOverride w:ilvl="4">
+      <w:startOverride w:val="1"/>
+    </w:lvlOverride>
+    <w:lvlOverride w:ilvl="5">
+      <w:startOverride w:val="1"/>
+    </w:lvlOverride>
+    <w:lvlOverride w:ilvl="6">
+      <w:startOverride w:val="1"/>
+    </w:lvlOverride>
+    <w:lvlOverride w:ilvl="7">
+      <w:startOverride w:val="1"/>
+    </w:lvlOverride>
+    <w:lvlOverride w:ilvl="8">
+      <w:startOverride w:val="1"/>
+    </w:lvlOverride>
   </w:num>
   <w:num w:numId="1034">
     <w:abstractNumId w:val="991"/>
@@ -2818,39 +2628,6 @@
     <w:abstractNumId w:val="991"/>
   </w:num>
   <w:num w:numId="1039">
-    <w:abstractNumId w:val="991"/>
-  </w:num>
-  <w:num w:numId="1040">
-    <w:abstractNumId w:val="991"/>
-  </w:num>
-  <w:num w:numId="1041">
-    <w:abstractNumId w:val="991"/>
-  </w:num>
-  <w:num w:numId="1042">
-    <w:abstractNumId w:val="991"/>
-  </w:num>
-  <w:num w:numId="1043">
-    <w:abstractNumId w:val="991"/>
-  </w:num>
-  <w:num w:numId="1044">
-    <w:abstractNumId w:val="991"/>
-  </w:num>
-  <w:num w:numId="1045">
-    <w:abstractNumId w:val="991"/>
-  </w:num>
-  <w:num w:numId="1046">
-    <w:abstractNumId w:val="991"/>
-  </w:num>
-  <w:num w:numId="1047">
-    <w:abstractNumId w:val="991"/>
-  </w:num>
-  <w:num w:numId="1048">
-    <w:abstractNumId w:val="991"/>
-  </w:num>
-  <w:num w:numId="1049">
-    <w:abstractNumId w:val="991"/>
-  </w:num>
-  <w:num w:numId="1050">
     <w:abstractNumId w:val="991"/>
   </w:num>
 </w:numbering>

--- a/docs/Course/MGS3701/03_Lecture_Note/LectureNote_Chad/PPT/chapter1/chapter1_note.docx
+++ b/docs/Course/MGS3701/03_Lecture_Note/LectureNote_Chad/PPT/chapter1/chapter1_note.docx
@@ -31,7 +31,7 @@
         <w:pStyle w:val="Date"/>
       </w:pPr>
       <w:r>
-        <w:t xml:space="preserve">Thu, 13 March 2025</w:t>
+        <w:t xml:space="preserve">Fri, 21 March 2025</w:t>
       </w:r>
     </w:p>
     <w:p>

--- a/docs/Course/MGS3701/03_Lecture_Note/LectureNote_Chad/PPT/chapter1/chapter1_note.docx
+++ b/docs/Course/MGS3701/03_Lecture_Note/LectureNote_Chad/PPT/chapter1/chapter1_note.docx
@@ -31,7 +31,7 @@
         <w:pStyle w:val="Date"/>
       </w:pPr>
       <w:r>
-        <w:t xml:space="preserve">Fri, 21 March 2025</w:t>
+        <w:t xml:space="preserve">Sat, 22 March 2025</w:t>
       </w:r>
     </w:p>
     <w:p>

--- a/docs/Course/MGS3701/03_Lecture_Note/LectureNote_Chad/PPT/chapter1/chapter1_note.docx
+++ b/docs/Course/MGS3701/03_Lecture_Note/LectureNote_Chad/PPT/chapter1/chapter1_note.docx
@@ -7,19 +7,7 @@
         <w:pStyle w:val="Title"/>
       </w:pPr>
       <w:r>
-        <w:t xml:space="preserve">[Lecture</w:t>
-      </w:r>
-      <w:r>
-        <w:t xml:space="preserve"> </w:t>
-      </w:r>
-      <w:r>
-        <w:t xml:space="preserve">Note]</w:t>
-      </w:r>
-      <w:r>
-        <w:t xml:space="preserve"> </w:t>
-      </w:r>
-      <w:r>
-        <w:t xml:space="preserve">Introduction</w:t>
+        <w:t xml:space="preserve">[Lecture Note] Introduction</w:t>
       </w:r>
     </w:p>
     <w:p>
@@ -27,19 +15,7 @@
         <w:pStyle w:val="Subtitle"/>
       </w:pPr>
       <w:r>
-        <w:t xml:space="preserve">MGS3701:</w:t>
-      </w:r>
-      <w:r>
-        <w:t xml:space="preserve"> </w:t>
-      </w:r>
-      <w:r>
-        <w:t xml:space="preserve">Data</w:t>
-      </w:r>
-      <w:r>
-        <w:t xml:space="preserve"> </w:t>
-      </w:r>
-      <w:r>
-        <w:t xml:space="preserve">Mining</w:t>
+        <w:t xml:space="preserve">MGS3701: Data Mining</w:t>
       </w:r>
     </w:p>
     <w:p>
@@ -47,19 +23,7 @@
         <w:pStyle w:val="Author"/>
       </w:pPr>
       <w:r>
-        <w:t xml:space="preserve">Chad</w:t>
-      </w:r>
-      <w:r>
-        <w:t xml:space="preserve"> </w:t>
-      </w:r>
-      <w:r>
-        <w:t xml:space="preserve">(Chungil</w:t>
-      </w:r>
-      <w:r>
-        <w:t xml:space="preserve"> </w:t>
-      </w:r>
-      <w:r>
-        <w:t xml:space="preserve">Chae)</w:t>
+        <w:t xml:space="preserve">Chad (Chungil Chae)</w:t>
       </w:r>
     </w:p>
     <w:p>
@@ -67,25 +31,7 @@
         <w:pStyle w:val="Date"/>
       </w:pPr>
       <w:r>
-        <w:t xml:space="preserve">Sun,</w:t>
-      </w:r>
-      <w:r>
-        <w:t xml:space="preserve"> </w:t>
-      </w:r>
-      <w:r>
-        <w:t xml:space="preserve">25</w:t>
-      </w:r>
-      <w:r>
-        <w:t xml:space="preserve"> </w:t>
-      </w:r>
-      <w:r>
-        <w:t xml:space="preserve">May</w:t>
-      </w:r>
-      <w:r>
-        <w:t xml:space="preserve"> </w:t>
-      </w:r>
-      <w:r>
-        <w:t xml:space="preserve">2025</w:t>
+        <w:t xml:space="preserve">Mon, 26 May 2025</w:t>
       </w:r>
     </w:p>
     <w:p>
@@ -101,673 +47,7 @@
         <w:pStyle w:val="Abstract"/>
       </w:pPr>
       <w:r>
-        <w:t xml:space="preserve">This</w:t>
-      </w:r>
-      <w:r>
-        <w:t xml:space="preserve"> </w:t>
-      </w:r>
-      <w:r>
-        <w:t xml:space="preserve">book</w:t>
-      </w:r>
-      <w:r>
-        <w:t xml:space="preserve"> </w:t>
-      </w:r>
-      <w:r>
-        <w:t xml:space="preserve">has</w:t>
-      </w:r>
-      <w:r>
-        <w:t xml:space="preserve"> </w:t>
-      </w:r>
-      <w:r>
-        <w:t xml:space="preserve">by</w:t>
-      </w:r>
-      <w:r>
-        <w:t xml:space="preserve"> </w:t>
-      </w:r>
-      <w:r>
-        <w:t xml:space="preserve">far</w:t>
-      </w:r>
-      <w:r>
-        <w:t xml:space="preserve"> </w:t>
-      </w:r>
-      <w:r>
-        <w:t xml:space="preserve">the</w:t>
-      </w:r>
-      <w:r>
-        <w:t xml:space="preserve"> </w:t>
-      </w:r>
-      <w:r>
-        <w:t xml:space="preserve">most</w:t>
-      </w:r>
-      <w:r>
-        <w:t xml:space="preserve"> </w:t>
-      </w:r>
-      <w:r>
-        <w:t xml:space="preserve">comprehensive</w:t>
-      </w:r>
-      <w:r>
-        <w:t xml:space="preserve"> </w:t>
-      </w:r>
-      <w:r>
-        <w:t xml:space="preserve">review</w:t>
-      </w:r>
-      <w:r>
-        <w:t xml:space="preserve"> </w:t>
-      </w:r>
-      <w:r>
-        <w:t xml:space="preserve">of</w:t>
-      </w:r>
-      <w:r>
-        <w:t xml:space="preserve"> </w:t>
-      </w:r>
-      <w:r>
-        <w:t xml:space="preserve">business</w:t>
-      </w:r>
-      <w:r>
-        <w:t xml:space="preserve"> </w:t>
-      </w:r>
-      <w:r>
-        <w:t xml:space="preserve">analytics</w:t>
-      </w:r>
-      <w:r>
-        <w:t xml:space="preserve"> </w:t>
-      </w:r>
-      <w:r>
-        <w:t xml:space="preserve">methods</w:t>
-      </w:r>
-      <w:r>
-        <w:t xml:space="preserve"> </w:t>
-      </w:r>
-      <w:r>
-        <w:t xml:space="preserve">that</w:t>
-      </w:r>
-      <w:r>
-        <w:t xml:space="preserve"> </w:t>
-      </w:r>
-      <w:r>
-        <w:t xml:space="preserve">the</w:t>
-      </w:r>
-      <w:r>
-        <w:t xml:space="preserve"> </w:t>
-      </w:r>
-      <w:r>
-        <w:t xml:space="preserve">author</w:t>
-      </w:r>
-      <w:r>
-        <w:t xml:space="preserve"> </w:t>
-      </w:r>
-      <w:r>
-        <w:t xml:space="preserve">have</w:t>
-      </w:r>
-      <w:r>
-        <w:t xml:space="preserve"> </w:t>
-      </w:r>
-      <w:r>
-        <w:t xml:space="preserve">ever</w:t>
-      </w:r>
-      <w:r>
-        <w:t xml:space="preserve"> </w:t>
-      </w:r>
-      <w:r>
-        <w:t xml:space="preserve">seen,</w:t>
-      </w:r>
-      <w:r>
-        <w:t xml:space="preserve"> </w:t>
-      </w:r>
-      <w:r>
-        <w:t xml:space="preserve">covering</w:t>
-      </w:r>
-      <w:r>
-        <w:t xml:space="preserve"> </w:t>
-      </w:r>
-      <w:r>
-        <w:t xml:space="preserve">everything</w:t>
-      </w:r>
-      <w:r>
-        <w:t xml:space="preserve"> </w:t>
-      </w:r>
-      <w:r>
-        <w:t xml:space="preserve">from</w:t>
-      </w:r>
-      <w:r>
-        <w:t xml:space="preserve"> </w:t>
-      </w:r>
-      <w:r>
-        <w:t xml:space="preserve">classical</w:t>
-      </w:r>
-      <w:r>
-        <w:t xml:space="preserve"> </w:t>
-      </w:r>
-      <w:r>
-        <w:t xml:space="preserve">approaches</w:t>
-      </w:r>
-      <w:r>
-        <w:t xml:space="preserve"> </w:t>
-      </w:r>
-      <w:r>
-        <w:t xml:space="preserve">such</w:t>
-      </w:r>
-      <w:r>
-        <w:t xml:space="preserve"> </w:t>
-      </w:r>
-      <w:r>
-        <w:t xml:space="preserve">as</w:t>
-      </w:r>
-      <w:r>
-        <w:t xml:space="preserve"> </w:t>
-      </w:r>
-      <w:r>
-        <w:t xml:space="preserve">linear</w:t>
-      </w:r>
-      <w:r>
-        <w:t xml:space="preserve"> </w:t>
-      </w:r>
-      <w:r>
-        <w:t xml:space="preserve">and</w:t>
-      </w:r>
-      <w:r>
-        <w:t xml:space="preserve"> </w:t>
-      </w:r>
-      <w:r>
-        <w:t xml:space="preserve">logistic</w:t>
-      </w:r>
-      <w:r>
-        <w:t xml:space="preserve"> </w:t>
-      </w:r>
-      <w:r>
-        <w:t xml:space="preserve">regression,</w:t>
-      </w:r>
-      <w:r>
-        <w:t xml:space="preserve"> </w:t>
-      </w:r>
-      <w:r>
-        <w:t xml:space="preserve">through</w:t>
-      </w:r>
-      <w:r>
-        <w:t xml:space="preserve"> </w:t>
-      </w:r>
-      <w:r>
-        <w:t xml:space="preserve">to</w:t>
-      </w:r>
-      <w:r>
-        <w:t xml:space="preserve"> </w:t>
-      </w:r>
-      <w:r>
-        <w:t xml:space="preserve">modern</w:t>
-      </w:r>
-      <w:r>
-        <w:t xml:space="preserve"> </w:t>
-      </w:r>
-      <w:r>
-        <w:t xml:space="preserve">methods</w:t>
-      </w:r>
-      <w:r>
-        <w:t xml:space="preserve"> </w:t>
-      </w:r>
-      <w:r>
-        <w:t xml:space="preserve">like</w:t>
-      </w:r>
-      <w:r>
-        <w:t xml:space="preserve"> </w:t>
-      </w:r>
-      <w:r>
-        <w:t xml:space="preserve">neural</w:t>
-      </w:r>
-      <w:r>
-        <w:t xml:space="preserve"> </w:t>
-      </w:r>
-      <w:r>
-        <w:t xml:space="preserve">networks,</w:t>
-      </w:r>
-      <w:r>
-        <w:t xml:space="preserve"> </w:t>
-      </w:r>
-      <w:r>
-        <w:t xml:space="preserve">bagging</w:t>
-      </w:r>
-      <w:r>
-        <w:t xml:space="preserve"> </w:t>
-      </w:r>
-      <w:r>
-        <w:t xml:space="preserve">and</w:t>
-      </w:r>
-      <w:r>
-        <w:t xml:space="preserve"> </w:t>
-      </w:r>
-      <w:r>
-        <w:t xml:space="preserve">boosting,</w:t>
-      </w:r>
-      <w:r>
-        <w:t xml:space="preserve"> </w:t>
-      </w:r>
-      <w:r>
-        <w:t xml:space="preserve">and</w:t>
-      </w:r>
-      <w:r>
-        <w:t xml:space="preserve"> </w:t>
-      </w:r>
-      <w:r>
-        <w:t xml:space="preserve">even</w:t>
-      </w:r>
-      <w:r>
-        <w:t xml:space="preserve"> </w:t>
-      </w:r>
-      <w:r>
-        <w:t xml:space="preserve">much</w:t>
-      </w:r>
-      <w:r>
-        <w:t xml:space="preserve"> </w:t>
-      </w:r>
-      <w:r>
-        <w:t xml:space="preserve">more</w:t>
-      </w:r>
-      <w:r>
-        <w:t xml:space="preserve"> </w:t>
-      </w:r>
-      <w:r>
-        <w:t xml:space="preserve">business</w:t>
-      </w:r>
-      <w:r>
-        <w:t xml:space="preserve"> </w:t>
-      </w:r>
-      <w:r>
-        <w:t xml:space="preserve">specific</w:t>
-      </w:r>
-      <w:r>
-        <w:t xml:space="preserve"> </w:t>
-      </w:r>
-      <w:r>
-        <w:t xml:space="preserve">procedures</w:t>
-      </w:r>
-      <w:r>
-        <w:t xml:space="preserve"> </w:t>
-      </w:r>
-      <w:r>
-        <w:t xml:space="preserve">such</w:t>
-      </w:r>
-      <w:r>
-        <w:t xml:space="preserve"> </w:t>
-      </w:r>
-      <w:r>
-        <w:t xml:space="preserve">as</w:t>
-      </w:r>
-      <w:r>
-        <w:t xml:space="preserve"> </w:t>
-      </w:r>
-      <w:r>
-        <w:t xml:space="preserve">social</w:t>
-      </w:r>
-      <w:r>
-        <w:t xml:space="preserve"> </w:t>
-      </w:r>
-      <w:r>
-        <w:t xml:space="preserve">network</w:t>
-      </w:r>
-      <w:r>
-        <w:t xml:space="preserve"> </w:t>
-      </w:r>
-      <w:r>
-        <w:t xml:space="preserve">analysis</w:t>
-      </w:r>
-      <w:r>
-        <w:t xml:space="preserve"> </w:t>
-      </w:r>
-      <w:r>
-        <w:t xml:space="preserve">and</w:t>
-      </w:r>
-      <w:r>
-        <w:t xml:space="preserve"> </w:t>
-      </w:r>
-      <w:r>
-        <w:t xml:space="preserve">text</w:t>
-      </w:r>
-      <w:r>
-        <w:t xml:space="preserve"> </w:t>
-      </w:r>
-      <w:r>
-        <w:t xml:space="preserve">mining.</w:t>
-      </w:r>
-      <w:r>
-        <w:t xml:space="preserve"> </w:t>
-      </w:r>
-      <w:r>
-        <w:t xml:space="preserve">If</w:t>
-      </w:r>
-      <w:r>
-        <w:t xml:space="preserve"> </w:t>
-      </w:r>
-      <w:r>
-        <w:t xml:space="preserve">not</w:t>
-      </w:r>
-      <w:r>
-        <w:t xml:space="preserve"> </w:t>
-      </w:r>
-      <w:r>
-        <w:t xml:space="preserve">the</w:t>
-      </w:r>
-      <w:r>
-        <w:t xml:space="preserve"> </w:t>
-      </w:r>
-      <w:r>
-        <w:t xml:space="preserve">bible,</w:t>
-      </w:r>
-      <w:r>
-        <w:t xml:space="preserve"> </w:t>
-      </w:r>
-      <w:r>
-        <w:t xml:space="preserve">it</w:t>
-      </w:r>
-      <w:r>
-        <w:t xml:space="preserve"> </w:t>
-      </w:r>
-      <w:r>
-        <w:t xml:space="preserve">is</w:t>
-      </w:r>
-      <w:r>
-        <w:t xml:space="preserve"> </w:t>
-      </w:r>
-      <w:r>
-        <w:t xml:space="preserve">at</w:t>
-      </w:r>
-      <w:r>
-        <w:t xml:space="preserve"> </w:t>
-      </w:r>
-      <w:r>
-        <w:t xml:space="preserve">the</w:t>
-      </w:r>
-      <w:r>
-        <w:t xml:space="preserve"> </w:t>
-      </w:r>
-      <w:r>
-        <w:t xml:space="preserve">least</w:t>
-      </w:r>
-      <w:r>
-        <w:t xml:space="preserve"> </w:t>
-      </w:r>
-      <w:r>
-        <w:t xml:space="preserve">a</w:t>
-      </w:r>
-      <w:r>
-        <w:t xml:space="preserve"> </w:t>
-      </w:r>
-      <w:r>
-        <w:t xml:space="preserve">definitive</w:t>
-      </w:r>
-      <w:r>
-        <w:t xml:space="preserve"> </w:t>
-      </w:r>
-      <w:r>
-        <w:t xml:space="preserve">manual</w:t>
-      </w:r>
-      <w:r>
-        <w:t xml:space="preserve"> </w:t>
-      </w:r>
-      <w:r>
-        <w:t xml:space="preserve">on</w:t>
-      </w:r>
-      <w:r>
-        <w:t xml:space="preserve"> </w:t>
-      </w:r>
-      <w:r>
-        <w:t xml:space="preserve">the</w:t>
-      </w:r>
-      <w:r>
-        <w:t xml:space="preserve"> </w:t>
-      </w:r>
-      <w:r>
-        <w:t xml:space="preserve">subject.</w:t>
-      </w:r>
-      <w:r>
-        <w:t xml:space="preserve"> </w:t>
-      </w:r>
-      <w:r>
-        <w:t xml:space="preserve">However,</w:t>
-      </w:r>
-      <w:r>
-        <w:t xml:space="preserve"> </w:t>
-      </w:r>
-      <w:r>
-        <w:t xml:space="preserve">just</w:t>
-      </w:r>
-      <w:r>
-        <w:t xml:space="preserve"> </w:t>
-      </w:r>
-      <w:r>
-        <w:t xml:space="preserve">as</w:t>
-      </w:r>
-      <w:r>
-        <w:t xml:space="preserve"> </w:t>
-      </w:r>
-      <w:r>
-        <w:t xml:space="preserve">important</w:t>
-      </w:r>
-      <w:r>
-        <w:t xml:space="preserve"> </w:t>
-      </w:r>
-      <w:r>
-        <w:t xml:space="preserve">as</w:t>
-      </w:r>
-      <w:r>
-        <w:t xml:space="preserve"> </w:t>
-      </w:r>
-      <w:r>
-        <w:t xml:space="preserve">the</w:t>
-      </w:r>
-      <w:r>
-        <w:t xml:space="preserve"> </w:t>
-      </w:r>
-      <w:r>
-        <w:t xml:space="preserve">list</w:t>
-      </w:r>
-      <w:r>
-        <w:t xml:space="preserve"> </w:t>
-      </w:r>
-      <w:r>
-        <w:t xml:space="preserve">of</w:t>
-      </w:r>
-      <w:r>
-        <w:t xml:space="preserve"> </w:t>
-      </w:r>
-      <w:r>
-        <w:t xml:space="preserve">topics,</w:t>
-      </w:r>
-      <w:r>
-        <w:t xml:space="preserve"> </w:t>
-      </w:r>
-      <w:r>
-        <w:t xml:space="preserve">is</w:t>
-      </w:r>
-      <w:r>
-        <w:t xml:space="preserve"> </w:t>
-      </w:r>
-      <w:r>
-        <w:t xml:space="preserve">the</w:t>
-      </w:r>
-      <w:r>
-        <w:t xml:space="preserve"> </w:t>
-      </w:r>
-      <w:r>
-        <w:t xml:space="preserve">way</w:t>
-      </w:r>
-      <w:r>
-        <w:t xml:space="preserve"> </w:t>
-      </w:r>
-      <w:r>
-        <w:t xml:space="preserve">that</w:t>
-      </w:r>
-      <w:r>
-        <w:t xml:space="preserve"> </w:t>
-      </w:r>
-      <w:r>
-        <w:t xml:space="preserve">they</w:t>
-      </w:r>
-      <w:r>
-        <w:t xml:space="preserve"> </w:t>
-      </w:r>
-      <w:r>
-        <w:t xml:space="preserve">are</w:t>
-      </w:r>
-      <w:r>
-        <w:t xml:space="preserve"> </w:t>
-      </w:r>
-      <w:r>
-        <w:t xml:space="preserve">all</w:t>
-      </w:r>
-      <w:r>
-        <w:t xml:space="preserve"> </w:t>
-      </w:r>
-      <w:r>
-        <w:t xml:space="preserve">presented</w:t>
-      </w:r>
-      <w:r>
-        <w:t xml:space="preserve"> </w:t>
-      </w:r>
-      <w:r>
-        <w:t xml:space="preserve">in</w:t>
-      </w:r>
-      <w:r>
-        <w:t xml:space="preserve"> </w:t>
-      </w:r>
-      <w:r>
-        <w:t xml:space="preserve">an</w:t>
-      </w:r>
-      <w:r>
-        <w:t xml:space="preserve"> </w:t>
-      </w:r>
-      <w:r>
-        <w:t xml:space="preserve">applied</w:t>
-      </w:r>
-      <w:r>
-        <w:t xml:space="preserve"> </w:t>
-      </w:r>
-      <w:r>
-        <w:t xml:space="preserve">fashion</w:t>
-      </w:r>
-      <w:r>
-        <w:t xml:space="preserve"> </w:t>
-      </w:r>
-      <w:r>
-        <w:t xml:space="preserve">using</w:t>
-      </w:r>
-      <w:r>
-        <w:t xml:space="preserve"> </w:t>
-      </w:r>
-      <w:r>
-        <w:t xml:space="preserve">business</w:t>
-      </w:r>
-      <w:r>
-        <w:t xml:space="preserve"> </w:t>
-      </w:r>
-      <w:r>
-        <w:t xml:space="preserve">applications.</w:t>
-      </w:r>
-      <w:r>
-        <w:t xml:space="preserve"> </w:t>
-      </w:r>
-      <w:r>
-        <w:t xml:space="preserve">Indeed</w:t>
-      </w:r>
-      <w:r>
-        <w:t xml:space="preserve"> </w:t>
-      </w:r>
-      <w:r>
-        <w:t xml:space="preserve">the</w:t>
-      </w:r>
-      <w:r>
-        <w:t xml:space="preserve"> </w:t>
-      </w:r>
-      <w:r>
-        <w:t xml:space="preserve">last</w:t>
-      </w:r>
-      <w:r>
-        <w:t xml:space="preserve"> </w:t>
-      </w:r>
-      <w:r>
-        <w:t xml:space="preserve">chapter</w:t>
-      </w:r>
-      <w:r>
-        <w:t xml:space="preserve"> </w:t>
-      </w:r>
-      <w:r>
-        <w:t xml:space="preserve">is</w:t>
-      </w:r>
-      <w:r>
-        <w:t xml:space="preserve"> </w:t>
-      </w:r>
-      <w:r>
-        <w:t xml:space="preserve">entirely</w:t>
-      </w:r>
-      <w:r>
-        <w:t xml:space="preserve"> </w:t>
-      </w:r>
-      <w:r>
-        <w:t xml:space="preserve">dedicated</w:t>
-      </w:r>
-      <w:r>
-        <w:t xml:space="preserve"> </w:t>
-      </w:r>
-      <w:r>
-        <w:t xml:space="preserve">to</w:t>
-      </w:r>
-      <w:r>
-        <w:t xml:space="preserve"> </w:t>
-      </w:r>
-      <w:r>
-        <w:t xml:space="preserve">10</w:t>
-      </w:r>
-      <w:r>
-        <w:t xml:space="preserve"> </w:t>
-      </w:r>
-      <w:r>
-        <w:t xml:space="preserve">separate</w:t>
-      </w:r>
-      <w:r>
-        <w:t xml:space="preserve"> </w:t>
-      </w:r>
-      <w:r>
-        <w:t xml:space="preserve">cases</w:t>
-      </w:r>
-      <w:r>
-        <w:t xml:space="preserve"> </w:t>
-      </w:r>
-      <w:r>
-        <w:t xml:space="preserve">where</w:t>
-      </w:r>
-      <w:r>
-        <w:t xml:space="preserve"> </w:t>
-      </w:r>
-      <w:r>
-        <w:t xml:space="preserve">business</w:t>
-      </w:r>
-      <w:r>
-        <w:t xml:space="preserve"> </w:t>
-      </w:r>
-      <w:r>
-        <w:t xml:space="preserve">analytics</w:t>
-      </w:r>
-      <w:r>
-        <w:t xml:space="preserve"> </w:t>
-      </w:r>
-      <w:r>
-        <w:t xml:space="preserve">approaches</w:t>
-      </w:r>
-      <w:r>
-        <w:t xml:space="preserve"> </w:t>
-      </w:r>
-      <w:r>
-        <w:t xml:space="preserve">can</w:t>
-      </w:r>
-      <w:r>
-        <w:t xml:space="preserve"> </w:t>
-      </w:r>
-      <w:r>
-        <w:t xml:space="preserve">be</w:t>
-      </w:r>
-      <w:r>
-        <w:t xml:space="preserve"> </w:t>
-      </w:r>
-      <w:r>
-        <w:t xml:space="preserve">applied.</w:t>
+        <w:t xml:space="preserve">This book has by far the most comprehensive review of business analytics methods that the author have ever seen, covering everything from classical approaches such as linear and logistic regression, through to modern methods like neural networks, bagging and boosting, and even much more business specific procedures such as social network analysis and text mining. If not the bible, it is at the least a definitive manual on the subject. However, just as important as the list of topics, is the way that they are all presented in an applied fashion using business applications. Indeed the last chapter is entirely dedicated to 10 separate cases where business analytics approaches can be applied.</w:t>
       </w:r>
     </w:p>
     <w:bookmarkStart w:id="22" w:name="learning-objectives"/>
@@ -1420,13 +700,7 @@
         <w:t xml:space="preserve"> </w:t>
       </w:r>
       <w:r>
-        <w:t xml:space="preserve">“</w:t>
-      </w:r>
-      <w:r>
-        <w:t xml:space="preserve">T-shaped</w:t>
-      </w:r>
-      <w:r>
-        <w:t xml:space="preserve">”</w:t>
+        <w:t xml:space="preserve">“T-shaped”</w:t>
       </w:r>
       <w:r>
         <w:t xml:space="preserve"> </w:t>
@@ -2240,13 +1514,7 @@
         <w:t xml:space="preserve">Zillow-type sites use publicly available property data to estimate prices (</w:t>
       </w:r>
       <w:r>
-        <w:t xml:space="preserve">“</w:t>
-      </w:r>
-      <w:r>
-        <w:t xml:space="preserve">Zestimate</w:t>
-      </w:r>
-      <w:r>
-        <w:t xml:space="preserve">”</w:t>
+        <w:t xml:space="preserve">“Zestimate”</w:t>
       </w:r>
       <w:r>
         <w:t xml:space="preserve">).</w:t>
@@ -2289,13 +1557,7 @@
         <w:t xml:space="preserve"> </w:t>
       </w:r>
       <w:r>
-        <w:t xml:space="preserve">“</w:t>
-      </w:r>
-      <w:r>
-        <w:t xml:space="preserve">data frame</w:t>
-      </w:r>
-      <w:r>
-        <w:t xml:space="preserve">”</w:t>
+        <w:t xml:space="preserve">“data frame”</w:t>
       </w:r>
       <w:r>
         <w:t xml:space="preserve">.</w:t>
@@ -3453,7 +2715,7 @@
   </w:style>
   <w:style w:styleId="Subtitle" w:type="paragraph">
     <w:name w:val="Subtitle"/>
-    <w:basedOn w:val="Normal"/>
+    <w:basedOn w:val="Title"/>
     <w:next w:val="BodyText"/>
     <w:link w:val="SubtitleChar"/>
     <w:uiPriority w:val="11"/>
@@ -3466,7 +2728,6 @@
     </w:pPr>
     <w:rPr>
       <w:rFonts w:cstheme="majorBidi" w:eastAsiaTheme="majorEastAsia"/>
-      <w:color w:themeColor="text1" w:themeTint="A6" w:val="595959"/>
       <w:spacing w:val="15"/>
       <w:sz w:val="28"/>
       <w:szCs w:val="28"/>
@@ -3519,7 +2780,6 @@
     </w:pPr>
     <w:rPr>
       <w:b/>
-      <w:color w:val="345A8A"/>
       <w:sz w:val="20"/>
       <w:szCs w:val="20"/>
     </w:rPr>
